--- a/docs/images/Example Interface with Notations.docx
+++ b/docs/images/Example Interface with Notations.docx
@@ -13,13 +13,13 @@
         <mc:AlternateContent>
           <mc:Choice Requires="wps">
             <w:drawing>
-              <wp:anchor distT="0" distB="0" distL="114300" distR="114300" simplePos="0" relativeHeight="251659264" behindDoc="0" locked="0" layoutInCell="1" allowOverlap="1" wp14:anchorId="1C755647" wp14:editId="45112140">
+              <wp:anchor distT="0" distB="0" distL="114300" distR="114300" simplePos="0" relativeHeight="251659264" behindDoc="0" locked="0" layoutInCell="1" allowOverlap="1" wp14:anchorId="1C755647" wp14:editId="27818BB0">
                 <wp:simplePos x="0" y="0"/>
                 <wp:positionH relativeFrom="column">
-                  <wp:posOffset>4021927</wp:posOffset>
+                  <wp:posOffset>4669486</wp:posOffset>
                 </wp:positionH>
                 <wp:positionV relativeFrom="paragraph">
-                  <wp:posOffset>211293</wp:posOffset>
+                  <wp:posOffset>202869</wp:posOffset>
                 </wp:positionV>
                 <wp:extent cx="423863" cy="452437"/>
                 <wp:effectExtent l="0" t="0" r="14605" b="43180"/>
@@ -105,7 +105,7 @@
                   <v:h position="#3,#2" xrange="@1,10800" yrange="@0,21600"/>
                 </v:handles>
               </v:shapetype>
-              <v:shape id="Callout: Down Arrow 2" o:spid="_x0000_s1026" type="#_x0000_t80" style="position:absolute;left:0;text-align:left;margin-left:316.7pt;margin-top:16.65pt;width:33.4pt;height:35.6pt;z-index:251659264;visibility:visible;mso-wrap-style:square;mso-wrap-distance-left:9pt;mso-wrap-distance-top:0;mso-wrap-distance-right:9pt;mso-wrap-distance-bottom:0;mso-position-horizontal:absolute;mso-position-horizontal-relative:text;mso-position-vertical:absolute;mso-position-vertical-relative:text;v-text-anchor:middle" o:gfxdata="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" adj="14035,,16541" fillcolor="white [3201]" strokecolor="#4ea72e [3209]" strokeweight="1pt">
+              <v:shape id="Callout: Down Arrow 2" o:spid="_x0000_s1026" type="#_x0000_t80" style="position:absolute;left:0;text-align:left;margin-left:367.7pt;margin-top:15.95pt;width:33.4pt;height:35.6pt;z-index:251659264;visibility:visible;mso-wrap-style:square;mso-wrap-distance-left:9pt;mso-wrap-distance-top:0;mso-wrap-distance-right:9pt;mso-wrap-distance-bottom:0;mso-position-horizontal:absolute;mso-position-horizontal-relative:text;mso-position-vertical:absolute;mso-position-vertical-relative:text;v-text-anchor:middle" o:gfxdata="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" adj="14035,,16541" fillcolor="white [3201]" strokecolor="#4ea72e [3209]" strokeweight="1pt">
                 <v:textbox>
                   <w:txbxContent>
                     <w:p>
@@ -148,18 +148,18 @@
         <mc:AlternateContent>
           <mc:Choice Requires="wps">
             <w:drawing>
-              <wp:anchor distT="0" distB="0" distL="114300" distR="114300" simplePos="0" relativeHeight="251670528" behindDoc="0" locked="0" layoutInCell="1" allowOverlap="1" wp14:anchorId="7003857E" wp14:editId="4F01A1C7">
+              <wp:anchor distT="0" distB="0" distL="114300" distR="114300" simplePos="0" relativeHeight="251668480" behindDoc="0" locked="0" layoutInCell="1" allowOverlap="1" wp14:anchorId="7B69C7F5" wp14:editId="26572F0F">
                 <wp:simplePos x="0" y="0"/>
-                <wp:positionH relativeFrom="column">
-                  <wp:posOffset>7136292</wp:posOffset>
+                <wp:positionH relativeFrom="page">
+                  <wp:posOffset>550628</wp:posOffset>
                 </wp:positionH>
                 <wp:positionV relativeFrom="paragraph">
-                  <wp:posOffset>1167130</wp:posOffset>
+                  <wp:posOffset>2184207</wp:posOffset>
                 </wp:positionV>
-                <wp:extent cx="1423802" cy="142504"/>
-                <wp:effectExtent l="19050" t="0" r="24130" b="10160"/>
+                <wp:extent cx="2320364" cy="159488"/>
+                <wp:effectExtent l="0" t="0" r="41910" b="12065"/>
                 <wp:wrapNone/>
-                <wp:docPr id="649975879" name="Callout: Left Arrow 4"/>
+                <wp:docPr id="1753507122" name="Callout: Right Arrow 3"/>
                 <wp:cNvGraphicFramePr/>
                 <a:graphic xmlns:a="http://schemas.openxmlformats.org/drawingml/2006/main">
                   <a:graphicData uri="http://schemas.microsoft.com/office/word/2010/wordprocessingShape">
@@ -168,7 +168,222 @@
                       <wps:spPr>
                         <a:xfrm>
                           <a:off x="0" y="0"/>
-                          <a:ext cx="1423802" cy="142504"/>
+                          <a:ext cx="2320364" cy="159488"/>
+                        </a:xfrm>
+                        <a:prstGeom prst="rightArrowCallout">
+                          <a:avLst/>
+                        </a:prstGeom>
+                      </wps:spPr>
+                      <wps:style>
+                        <a:lnRef idx="2">
+                          <a:schemeClr val="accent6"/>
+                        </a:lnRef>
+                        <a:fillRef idx="1">
+                          <a:schemeClr val="lt1"/>
+                        </a:fillRef>
+                        <a:effectRef idx="0">
+                          <a:schemeClr val="accent6"/>
+                        </a:effectRef>
+                        <a:fontRef idx="minor">
+                          <a:schemeClr val="dk1"/>
+                        </a:fontRef>
+                      </wps:style>
+                      <wps:txbx>
+                        <w:txbxContent>
+                          <w:p>
+                            <w:r>
+                              <w:rPr>
+                                <w:sz w:val="20"/>
+                                <w:szCs w:val="20"/>
+                              </w:rPr>
+                              <w:t>Track Display and Control</w:t>
+                            </w:r>
+                          </w:p>
+                        </w:txbxContent>
+                      </wps:txbx>
+                      <wps:bodyPr rot="0" spcFirstLastPara="0" vertOverflow="overflow" horzOverflow="overflow" vert="horz" wrap="square" lIns="91440" tIns="0" rIns="91440" bIns="0" numCol="1" spcCol="0" rtlCol="0" fromWordArt="0" anchor="ctr" anchorCtr="0" forceAA="0" compatLnSpc="1">
+                        <a:prstTxWarp prst="textNoShape">
+                          <a:avLst/>
+                        </a:prstTxWarp>
+                        <a:noAutofit/>
+                      </wps:bodyPr>
+                    </wps:wsp>
+                  </a:graphicData>
+                </a:graphic>
+                <wp14:sizeRelH relativeFrom="margin">
+                  <wp14:pctWidth>0</wp14:pctWidth>
+                </wp14:sizeRelH>
+                <wp14:sizeRelV relativeFrom="margin">
+                  <wp14:pctHeight>0</wp14:pctHeight>
+                </wp14:sizeRelV>
+              </wp:anchor>
+            </w:drawing>
+          </mc:Choice>
+          <mc:Fallback>
+            <w:pict>
+              <v:shapetype w14:anchorId="7B69C7F5" id="_x0000_t78" coordsize="21600,21600" o:spt="78" adj="14400,5400,18000,8100" path="m,l,21600@0,21600@0@5@2@5@2@4,21600,10800@2@1@2@3@0@3@0,xe">
+                <v:stroke joinstyle="miter"/>
+                <v:formulas>
+                  <v:f eqn="val #0"/>
+                  <v:f eqn="val #1"/>
+                  <v:f eqn="val #2"/>
+                  <v:f eqn="val #3"/>
+                  <v:f eqn="sum 21600 0 #1"/>
+                  <v:f eqn="sum 21600 0 #3"/>
+                  <v:f eqn="prod #0 1 2"/>
+                </v:formulas>
+                <v:path o:connecttype="custom" o:connectlocs="@6,0;0,10800;@6,21600;21600,10800" o:connectangles="270,180,90,0" textboxrect="0,0,@0,21600"/>
+                <v:handles>
+                  <v:h position="#0,topLeft" xrange="0,@2"/>
+                  <v:h position="bottomRight,#1" yrange="0,@3"/>
+                  <v:h position="#2,#3" xrange="@0,21600" yrange="@1,10800"/>
+                </v:handles>
+              </v:shapetype>
+              <v:shape id="Callout: Right Arrow 3" o:spid="_x0000_s1027" type="#_x0000_t78" style="position:absolute;left:0;text-align:left;margin-left:43.35pt;margin-top:172pt;width:182.7pt;height:12.55pt;z-index:251668480;visibility:visible;mso-wrap-style:square;mso-width-percent:0;mso-height-percent:0;mso-wrap-distance-left:9pt;mso-wrap-distance-top:0;mso-wrap-distance-right:9pt;mso-wrap-distance-bottom:0;mso-position-horizontal:absolute;mso-position-horizontal-relative:page;mso-position-vertical:absolute;mso-position-vertical-relative:text;mso-width-percent:0;mso-height-percent:0;mso-width-relative:margin;mso-height-relative:margin;v-text-anchor:middle" o:gfxdata="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" adj="14035,,21229" fillcolor="white [3201]" strokecolor="#4ea72e [3209]" strokeweight="1pt">
+                <v:textbox inset=",0,,0">
+                  <w:txbxContent>
+                    <w:p>
+                      <w:r>
+                        <w:rPr>
+                          <w:sz w:val="20"/>
+                          <w:szCs w:val="20"/>
+                        </w:rPr>
+                        <w:t>Track Display and Control</w:t>
+                      </w:r>
+                    </w:p>
+                  </w:txbxContent>
+                </v:textbox>
+                <w10:wrap anchorx="page"/>
+              </v:shape>
+            </w:pict>
+          </mc:Fallback>
+        </mc:AlternateContent>
+      </w:r>
+      <w:r>
+        <w:rPr>
+          <w:noProof/>
+        </w:rPr>
+        <mc:AlternateContent>
+          <mc:Choice Requires="wps">
+            <w:drawing>
+              <wp:anchor distT="0" distB="0" distL="114300" distR="114300" simplePos="0" relativeHeight="251666432" behindDoc="0" locked="0" layoutInCell="1" allowOverlap="1" wp14:anchorId="48C1E04E" wp14:editId="0EFDBAFC">
+                <wp:simplePos x="0" y="0"/>
+                <wp:positionH relativeFrom="column">
+                  <wp:posOffset>1928191</wp:posOffset>
+                </wp:positionH>
+                <wp:positionV relativeFrom="paragraph">
+                  <wp:posOffset>725308</wp:posOffset>
+                </wp:positionV>
+                <wp:extent cx="9831788" cy="3112936"/>
+                <wp:effectExtent l="0" t="0" r="17145" b="11430"/>
+                <wp:wrapNone/>
+                <wp:docPr id="2073670301" name="Double Brace 5"/>
+                <wp:cNvGraphicFramePr/>
+                <a:graphic xmlns:a="http://schemas.openxmlformats.org/drawingml/2006/main">
+                  <a:graphicData uri="http://schemas.microsoft.com/office/word/2010/wordprocessingShape">
+                    <wps:wsp>
+                      <wps:cNvSpPr/>
+                      <wps:spPr>
+                        <a:xfrm>
+                          <a:off x="0" y="0"/>
+                          <a:ext cx="9831788" cy="3112936"/>
+                        </a:xfrm>
+                        <a:prstGeom prst="bracePair">
+                          <a:avLst/>
+                        </a:prstGeom>
+                      </wps:spPr>
+                      <wps:style>
+                        <a:lnRef idx="1">
+                          <a:schemeClr val="accent1"/>
+                        </a:lnRef>
+                        <a:fillRef idx="0">
+                          <a:schemeClr val="accent1"/>
+                        </a:fillRef>
+                        <a:effectRef idx="0">
+                          <a:schemeClr val="accent1"/>
+                        </a:effectRef>
+                        <a:fontRef idx="minor">
+                          <a:schemeClr val="tx1"/>
+                        </a:fontRef>
+                      </wps:style>
+                      <wps:bodyPr rot="0" spcFirstLastPara="0" vertOverflow="overflow" horzOverflow="overflow" vert="horz" wrap="square" lIns="91440" tIns="45720" rIns="91440" bIns="45720" numCol="1" spcCol="0" rtlCol="0" fromWordArt="0" anchor="ctr" anchorCtr="0" forceAA="0" compatLnSpc="1">
+                        <a:prstTxWarp prst="textNoShape">
+                          <a:avLst/>
+                        </a:prstTxWarp>
+                        <a:noAutofit/>
+                      </wps:bodyPr>
+                    </wps:wsp>
+                  </a:graphicData>
+                </a:graphic>
+                <wp14:sizeRelH relativeFrom="margin">
+                  <wp14:pctWidth>0</wp14:pctWidth>
+                </wp14:sizeRelH>
+                <wp14:sizeRelV relativeFrom="margin">
+                  <wp14:pctHeight>0</wp14:pctHeight>
+                </wp14:sizeRelV>
+              </wp:anchor>
+            </w:drawing>
+          </mc:Choice>
+          <mc:Fallback>
+            <w:pict>
+              <v:shapetype w14:anchorId="1C005054" id="_x0000_t186" coordsize="21600,21600" o:spt="186" adj="1800" path="m@9,nfqx@0@0l@0@7qy0@4@0@8l@0@6qy@9,21600em@10,nfqx@5@0l@5@7qy21600@4@5@8l@5@6qy@10,21600em@9,nsqx@0@0l@0@7qy0@4@0@8l@0@6qy@9,21600l@10,21600qx@5@6l@5@8qy21600@4@5@7l@5@0qy@10,xe" filled="f">
+                <v:formulas>
+                  <v:f eqn="val #0"/>
+                  <v:f eqn="val width"/>
+                  <v:f eqn="val height"/>
+                  <v:f eqn="prod width 1 2"/>
+                  <v:f eqn="prod height 1 2"/>
+                  <v:f eqn="sum width 0 #0"/>
+                  <v:f eqn="sum height 0 #0"/>
+                  <v:f eqn="sum @4 0 #0"/>
+                  <v:f eqn="sum @4 #0 0"/>
+                  <v:f eqn="prod #0 2 1"/>
+                  <v:f eqn="sum width 0 @9"/>
+                  <v:f eqn="prod #0 9598 32768"/>
+                  <v:f eqn="sum height 0 @11"/>
+                  <v:f eqn="sum @11 #0 0"/>
+                  <v:f eqn="sum width 0 @13"/>
+                </v:formulas>
+                <v:path o:extrusionok="f" limo="10800,10800" o:connecttype="custom" o:connectlocs="@3,0;0,@4;@3,@2;@1,@4" textboxrect="@13,@11,@14,@12"/>
+                <v:handles>
+                  <v:h position="topLeft,#0" switch="" yrange="0,5400"/>
+                </v:handles>
+              </v:shapetype>
+              <v:shape id="Double Brace 5" o:spid="_x0000_s1026" type="#_x0000_t186" style="position:absolute;margin-left:151.85pt;margin-top:57.1pt;width:774.15pt;height:245.1pt;z-index:251666432;visibility:visible;mso-wrap-style:square;mso-width-percent:0;mso-height-percent:0;mso-wrap-distance-left:9pt;mso-wrap-distance-top:0;mso-wrap-distance-right:9pt;mso-wrap-distance-bottom:0;mso-position-horizontal:absolute;mso-position-horizontal-relative:text;mso-position-vertical:absolute;mso-position-vertical-relative:text;mso-width-percent:0;mso-height-percent:0;mso-width-relative:margin;mso-height-relative:margin;v-text-anchor:middle" o:gfxdata="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" strokecolor="#156082 [3204]" strokeweight=".5pt">
+                <v:stroke joinstyle="miter"/>
+              </v:shape>
+            </w:pict>
+          </mc:Fallback>
+        </mc:AlternateContent>
+      </w:r>
+      <w:r>
+        <w:rPr>
+          <w:noProof/>
+        </w:rPr>
+        <mc:AlternateContent>
+          <mc:Choice Requires="wps">
+            <w:drawing>
+              <wp:anchor distT="0" distB="0" distL="114300" distR="114300" simplePos="0" relativeHeight="251663360" behindDoc="0" locked="0" layoutInCell="1" allowOverlap="1" wp14:anchorId="433A65C0" wp14:editId="3649CC19">
+                <wp:simplePos x="0" y="0"/>
+                <wp:positionH relativeFrom="column">
+                  <wp:posOffset>5914887</wp:posOffset>
+                </wp:positionH>
+                <wp:positionV relativeFrom="paragraph">
+                  <wp:posOffset>491269</wp:posOffset>
+                </wp:positionV>
+                <wp:extent cx="2743200" cy="166255"/>
+                <wp:effectExtent l="19050" t="0" r="19050" b="24765"/>
+                <wp:wrapNone/>
+                <wp:docPr id="1631230332" name="Callout: Left Arrow 4"/>
+                <wp:cNvGraphicFramePr/>
+                <a:graphic xmlns:a="http://schemas.openxmlformats.org/drawingml/2006/main">
+                  <a:graphicData uri="http://schemas.microsoft.com/office/word/2010/wordprocessingShape">
+                    <wps:wsp>
+                      <wps:cNvSpPr/>
+                      <wps:spPr>
+                        <a:xfrm>
+                          <a:off x="0" y="0"/>
+                          <a:ext cx="2743200" cy="166255"/>
                         </a:xfrm>
                         <a:prstGeom prst="leftArrowCallout">
                           <a:avLst/>
@@ -203,7 +418,7 @@
                                 <w:sz w:val="20"/>
                                 <w:szCs w:val="20"/>
                               </w:rPr>
-                              <w:t>Generator</w:t>
+                              <w:t>Preview and Record Buttons</w:t>
                             </w:r>
                           </w:p>
                         </w:txbxContent>
@@ -228,7 +443,7 @@
           </mc:Choice>
           <mc:Fallback>
             <w:pict>
-              <v:shapetype w14:anchorId="7003857E" id="_x0000_t77" coordsize="21600,21600" o:spt="77" adj="7200,5400,3600,8100" path="m@0,l@0@3@2@3@2@1,,10800@2@4@2@5@0@5@0,21600,21600,21600,21600,xe">
+              <v:shapetype w14:anchorId="433A65C0" id="_x0000_t77" coordsize="21600,21600" o:spt="77" adj="7200,5400,3600,8100" path="m@0,l@0@3@2@3@2@1,,10800@2@4@2@5@0@5@0,21600,21600,21600,21600,xe">
                 <v:stroke joinstyle="miter"/>
                 <v:formulas>
                   <v:f eqn="val #0"/>
@@ -247,7 +462,7 @@
                   <v:h position="#2,#3" xrange="0,@0" yrange="@1,10800"/>
                 </v:handles>
               </v:shapetype>
-              <v:shape id="Callout: Left Arrow 4" o:spid="_x0000_s1027" type="#_x0000_t77" style="position:absolute;left:0;text-align:left;margin-left:561.9pt;margin-top:91.9pt;width:112.1pt;height:11.2pt;z-index:251670528;visibility:visible;mso-wrap-style:square;mso-width-percent:0;mso-height-percent:0;mso-wrap-distance-left:9pt;mso-wrap-distance-top:0;mso-wrap-distance-right:9pt;mso-wrap-distance-bottom:0;mso-position-horizontal:absolute;mso-position-horizontal-relative:text;mso-position-vertical:absolute;mso-position-vertical-relative:text;mso-width-percent:0;mso-height-percent:0;mso-width-relative:margin;mso-height-relative:margin;v-text-anchor:middle" o:gfxdata="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" adj="7565,,540" fillcolor="white [3201]" strokecolor="#4ea72e [3209]" strokeweight="1pt">
+              <v:shape id="Callout: Left Arrow 4" o:spid="_x0000_s1028" type="#_x0000_t77" style="position:absolute;left:0;text-align:left;margin-left:465.75pt;margin-top:38.7pt;width:3in;height:13.1pt;z-index:251663360;visibility:visible;mso-wrap-style:square;mso-width-percent:0;mso-height-percent:0;mso-wrap-distance-left:9pt;mso-wrap-distance-top:0;mso-wrap-distance-right:9pt;mso-wrap-distance-bottom:0;mso-position-horizontal:absolute;mso-position-horizontal-relative:text;mso-position-vertical:absolute;mso-position-vertical-relative:text;mso-width-percent:0;mso-height-percent:0;mso-width-relative:margin;mso-height-relative:margin;v-text-anchor:middle" o:gfxdata="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" adj="7565,,327" fillcolor="white [3201]" strokecolor="#4ea72e [3209]" strokeweight="1pt">
                 <v:textbox inset=",0,,0">
                   <w:txbxContent>
                     <w:p>
@@ -263,7 +478,7 @@
                           <w:sz w:val="20"/>
                           <w:szCs w:val="20"/>
                         </w:rPr>
-                        <w:t>Generator</w:t>
+                        <w:t>Preview and Record Buttons</w:t>
                       </w:r>
                     </w:p>
                   </w:txbxContent>
@@ -280,172 +495,13 @@
         <mc:AlternateContent>
           <mc:Choice Requires="wps">
             <w:drawing>
-              <wp:anchor distT="0" distB="0" distL="114300" distR="114300" simplePos="0" relativeHeight="251672576" behindDoc="0" locked="0" layoutInCell="1" allowOverlap="1" wp14:anchorId="27159D2E" wp14:editId="0B7B6634">
+              <wp:anchor distT="0" distB="0" distL="114300" distR="114300" simplePos="0" relativeHeight="251675648" behindDoc="0" locked="0" layoutInCell="1" allowOverlap="1" wp14:anchorId="6A423465" wp14:editId="0688998E">
                 <wp:simplePos x="0" y="0"/>
                 <wp:positionH relativeFrom="column">
-                  <wp:posOffset>5188201</wp:posOffset>
+                  <wp:posOffset>807306</wp:posOffset>
                 </wp:positionH>
                 <wp:positionV relativeFrom="paragraph">
-                  <wp:posOffset>3873323</wp:posOffset>
-                </wp:positionV>
-                <wp:extent cx="3691964" cy="191608"/>
-                <wp:effectExtent l="0" t="0" r="41910" b="18415"/>
-                <wp:wrapNone/>
-                <wp:docPr id="1181181792" name="Callout: Right Arrow 3"/>
-                <wp:cNvGraphicFramePr/>
-                <a:graphic xmlns:a="http://schemas.openxmlformats.org/drawingml/2006/main">
-                  <a:graphicData uri="http://schemas.microsoft.com/office/word/2010/wordprocessingShape">
-                    <wps:wsp>
-                      <wps:cNvSpPr/>
-                      <wps:spPr>
-                        <a:xfrm>
-                          <a:off x="0" y="0"/>
-                          <a:ext cx="3691964" cy="191608"/>
-                        </a:xfrm>
-                        <a:prstGeom prst="rightArrowCallout">
-                          <a:avLst/>
-                        </a:prstGeom>
-                      </wps:spPr>
-                      <wps:style>
-                        <a:lnRef idx="2">
-                          <a:schemeClr val="accent6"/>
-                        </a:lnRef>
-                        <a:fillRef idx="1">
-                          <a:schemeClr val="lt1"/>
-                        </a:fillRef>
-                        <a:effectRef idx="0">
-                          <a:schemeClr val="accent6"/>
-                        </a:effectRef>
-                        <a:fontRef idx="minor">
-                          <a:schemeClr val="dk1"/>
-                        </a:fontRef>
-                      </wps:style>
-                      <wps:txbx>
-                        <w:txbxContent>
-                          <w:p>
-                            <w:r>
-                              <w:rPr>
-                                <w:sz w:val="20"/>
-                                <w:szCs w:val="20"/>
-                              </w:rPr>
-                              <w:t>Room Compressor</w:t>
-                            </w:r>
-                            <w:r>
-                              <w:rPr>
-                                <w:sz w:val="20"/>
-                                <w:szCs w:val="20"/>
-                              </w:rPr>
-                              <w:t xml:space="preserve">, </w:t>
-                            </w:r>
-                            <w:r>
-                              <w:rPr>
-                                <w:sz w:val="20"/>
-                                <w:szCs w:val="20"/>
-                              </w:rPr>
-                              <w:t>Equalizer</w:t>
-                            </w:r>
-                            <w:r>
-                              <w:rPr>
-                                <w:sz w:val="20"/>
-                                <w:szCs w:val="20"/>
-                              </w:rPr>
-                              <w:t>, and Volume</w:t>
-                            </w:r>
-                          </w:p>
-                        </w:txbxContent>
-                      </wps:txbx>
-                      <wps:bodyPr rot="0" spcFirstLastPara="0" vertOverflow="overflow" horzOverflow="overflow" vert="horz" wrap="square" lIns="91440" tIns="0" rIns="91440" bIns="0" numCol="1" spcCol="0" rtlCol="0" fromWordArt="0" anchor="ctr" anchorCtr="0" forceAA="0" compatLnSpc="1">
-                        <a:prstTxWarp prst="textNoShape">
-                          <a:avLst/>
-                        </a:prstTxWarp>
-                        <a:noAutofit/>
-                      </wps:bodyPr>
-                    </wps:wsp>
-                  </a:graphicData>
-                </a:graphic>
-                <wp14:sizeRelH relativeFrom="margin">
-                  <wp14:pctWidth>0</wp14:pctWidth>
-                </wp14:sizeRelH>
-                <wp14:sizeRelV relativeFrom="margin">
-                  <wp14:pctHeight>0</wp14:pctHeight>
-                </wp14:sizeRelV>
-              </wp:anchor>
-            </w:drawing>
-          </mc:Choice>
-          <mc:Fallback>
-            <w:pict>
-              <v:shapetype w14:anchorId="27159D2E" id="_x0000_t78" coordsize="21600,21600" o:spt="78" adj="14400,5400,18000,8100" path="m,l,21600@0,21600@0@5@2@5@2@4,21600,10800@2@1@2@3@0@3@0,xe">
-                <v:stroke joinstyle="miter"/>
-                <v:formulas>
-                  <v:f eqn="val #0"/>
-                  <v:f eqn="val #1"/>
-                  <v:f eqn="val #2"/>
-                  <v:f eqn="val #3"/>
-                  <v:f eqn="sum 21600 0 #1"/>
-                  <v:f eqn="sum 21600 0 #3"/>
-                  <v:f eqn="prod #0 1 2"/>
-                </v:formulas>
-                <v:path o:connecttype="custom" o:connectlocs="@6,0;0,10800;@6,21600;21600,10800" o:connectangles="270,180,90,0" textboxrect="0,0,@0,21600"/>
-                <v:handles>
-                  <v:h position="#0,topLeft" xrange="0,@2"/>
-                  <v:h position="bottomRight,#1" yrange="0,@3"/>
-                  <v:h position="#2,#3" xrange="@0,21600" yrange="@1,10800"/>
-                </v:handles>
-              </v:shapetype>
-              <v:shape id="Callout: Right Arrow 3" o:spid="_x0000_s1028" type="#_x0000_t78" style="position:absolute;left:0;text-align:left;margin-left:408.5pt;margin-top:305pt;width:290.7pt;height:15.1pt;z-index:251672576;visibility:visible;mso-wrap-style:square;mso-width-percent:0;mso-height-percent:0;mso-wrap-distance-left:9pt;mso-wrap-distance-top:0;mso-wrap-distance-right:9pt;mso-wrap-distance-bottom:0;mso-position-horizontal:absolute;mso-position-horizontal-relative:text;mso-position-vertical:absolute;mso-position-vertical-relative:text;mso-width-percent:0;mso-height-percent:0;mso-width-relative:margin;mso-height-relative:margin;v-text-anchor:middle" o:gfxdata="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" adj="14035,,21320" fillcolor="white [3201]" strokecolor="#4ea72e [3209]" strokeweight="1pt">
-                <v:textbox inset=",0,,0">
-                  <w:txbxContent>
-                    <w:p>
-                      <w:r>
-                        <w:rPr>
-                          <w:sz w:val="20"/>
-                          <w:szCs w:val="20"/>
-                        </w:rPr>
-                        <w:t>Room Compressor</w:t>
-                      </w:r>
-                      <w:r>
-                        <w:rPr>
-                          <w:sz w:val="20"/>
-                          <w:szCs w:val="20"/>
-                        </w:rPr>
-                        <w:t xml:space="preserve">, </w:t>
-                      </w:r>
-                      <w:r>
-                        <w:rPr>
-                          <w:sz w:val="20"/>
-                          <w:szCs w:val="20"/>
-                        </w:rPr>
-                        <w:t>Equalizer</w:t>
-                      </w:r>
-                      <w:r>
-                        <w:rPr>
-                          <w:sz w:val="20"/>
-                          <w:szCs w:val="20"/>
-                        </w:rPr>
-                        <w:t>, and Volume</w:t>
-                      </w:r>
-                    </w:p>
-                  </w:txbxContent>
-                </v:textbox>
-              </v:shape>
-            </w:pict>
-          </mc:Fallback>
-        </mc:AlternateContent>
-      </w:r>
-      <w:r>
-        <w:rPr>
-          <w:noProof/>
-        </w:rPr>
-        <mc:AlternateContent>
-          <mc:Choice Requires="wps">
-            <w:drawing>
-              <wp:anchor distT="0" distB="0" distL="114300" distR="114300" simplePos="0" relativeHeight="251675648" behindDoc="0" locked="0" layoutInCell="1" allowOverlap="1" wp14:anchorId="6A423465" wp14:editId="768CC83B">
-                <wp:simplePos x="0" y="0"/>
-                <wp:positionH relativeFrom="column">
-                  <wp:posOffset>680292</wp:posOffset>
-                </wp:positionH>
-                <wp:positionV relativeFrom="paragraph">
-                  <wp:posOffset>4267156</wp:posOffset>
+                  <wp:posOffset>4847010</wp:posOffset>
                 </wp:positionV>
                 <wp:extent cx="1565452" cy="170121"/>
                 <wp:effectExtent l="0" t="0" r="34925" b="20955"/>
@@ -552,7 +608,7 @@
           </mc:Choice>
           <mc:Fallback>
             <w:pict>
-              <v:shape w14:anchorId="6A423465" id="_x0000_s1029" type="#_x0000_t78" style="position:absolute;left:0;text-align:left;margin-left:53.55pt;margin-top:336pt;width:123.25pt;height:13.4pt;z-index:251675648;visibility:visible;mso-wrap-style:square;mso-width-percent:0;mso-height-percent:0;mso-wrap-distance-left:9pt;mso-wrap-distance-top:0;mso-wrap-distance-right:9pt;mso-wrap-distance-bottom:0;mso-position-horizontal:absolute;mso-position-horizontal-relative:text;mso-position-vertical:absolute;mso-position-vertical-relative:text;mso-width-percent:0;mso-height-percent:0;mso-width-relative:margin;mso-height-relative:margin;v-text-anchor:middle" o:gfxdata="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" adj="14035,,21013" fillcolor="white [3201]" strokecolor="#4ea72e [3209]" strokeweight="1pt">
+              <v:shape w14:anchorId="6A423465" id="_x0000_s1029" type="#_x0000_t78" style="position:absolute;left:0;text-align:left;margin-left:63.55pt;margin-top:381.65pt;width:123.25pt;height:13.4pt;z-index:251675648;visibility:visible;mso-wrap-style:square;mso-width-percent:0;mso-height-percent:0;mso-wrap-distance-left:9pt;mso-wrap-distance-top:0;mso-wrap-distance-right:9pt;mso-wrap-distance-bottom:0;mso-position-horizontal:absolute;mso-position-horizontal-relative:text;mso-position-vertical:absolute;mso-position-vertical-relative:text;mso-width-percent:0;mso-height-percent:0;mso-width-relative:margin;mso-height-relative:margin;v-text-anchor:middle" o:gfxdata="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" adj="14035,,21013" fillcolor="white [3201]" strokecolor="#4ea72e [3209]" strokeweight="1pt">
                 <v:textbox inset=",0,,0">
                   <w:txbxContent>
                     <w:p>
@@ -618,18 +674,18 @@
         <mc:AlternateContent>
           <mc:Choice Requires="wps">
             <w:drawing>
-              <wp:anchor distT="0" distB="0" distL="114300" distR="114300" simplePos="0" relativeHeight="251668480" behindDoc="0" locked="0" layoutInCell="1" allowOverlap="1" wp14:anchorId="7B69C7F5" wp14:editId="5398A248">
+              <wp:anchor distT="0" distB="0" distL="114300" distR="114300" simplePos="0" relativeHeight="251672576" behindDoc="0" locked="0" layoutInCell="1" allowOverlap="1" wp14:anchorId="27159D2E" wp14:editId="20BE7843">
                 <wp:simplePos x="0" y="0"/>
-                <wp:positionH relativeFrom="page">
-                  <wp:posOffset>594863</wp:posOffset>
+                <wp:positionH relativeFrom="column">
+                  <wp:posOffset>4531968</wp:posOffset>
                 </wp:positionH>
                 <wp:positionV relativeFrom="paragraph">
-                  <wp:posOffset>1747180</wp:posOffset>
+                  <wp:posOffset>4330065</wp:posOffset>
                 </wp:positionV>
-                <wp:extent cx="2320364" cy="159488"/>
-                <wp:effectExtent l="0" t="0" r="41910" b="12065"/>
+                <wp:extent cx="3691964" cy="191608"/>
+                <wp:effectExtent l="0" t="0" r="41910" b="18415"/>
                 <wp:wrapNone/>
-                <wp:docPr id="1753507122" name="Callout: Right Arrow 3"/>
+                <wp:docPr id="1181181792" name="Callout: Right Arrow 3"/>
                 <wp:cNvGraphicFramePr/>
                 <a:graphic xmlns:a="http://schemas.openxmlformats.org/drawingml/2006/main">
                   <a:graphicData uri="http://schemas.microsoft.com/office/word/2010/wordprocessingShape">
@@ -638,7 +694,7 @@
                       <wps:spPr>
                         <a:xfrm>
                           <a:off x="0" y="0"/>
-                          <a:ext cx="2320364" cy="159488"/>
+                          <a:ext cx="3691964" cy="191608"/>
                         </a:xfrm>
                         <a:prstGeom prst="rightArrowCallout">
                           <a:avLst/>
@@ -666,7 +722,28 @@
                                 <w:sz w:val="20"/>
                                 <w:szCs w:val="20"/>
                               </w:rPr>
-                              <w:t>Track Display and Control</w:t>
+                              <w:t>Room Compressor</w:t>
+                            </w:r>
+                            <w:r>
+                              <w:rPr>
+                                <w:sz w:val="20"/>
+                                <w:szCs w:val="20"/>
+                              </w:rPr>
+                              <w:t xml:space="preserve">, </w:t>
+                            </w:r>
+                            <w:r>
+                              <w:rPr>
+                                <w:sz w:val="20"/>
+                                <w:szCs w:val="20"/>
+                              </w:rPr>
+                              <w:t>Equalizer</w:t>
+                            </w:r>
+                            <w:r>
+                              <w:rPr>
+                                <w:sz w:val="20"/>
+                                <w:szCs w:val="20"/>
+                              </w:rPr>
+                              <w:t>, and Volume</w:t>
                             </w:r>
                           </w:p>
                         </w:txbxContent>
@@ -691,7 +768,7 @@
           </mc:Choice>
           <mc:Fallback>
             <w:pict>
-              <v:shape w14:anchorId="7B69C7F5" id="_x0000_s1030" type="#_x0000_t78" style="position:absolute;left:0;text-align:left;margin-left:46.85pt;margin-top:137.55pt;width:182.7pt;height:12.55pt;z-index:251668480;visibility:visible;mso-wrap-style:square;mso-width-percent:0;mso-height-percent:0;mso-wrap-distance-left:9pt;mso-wrap-distance-top:0;mso-wrap-distance-right:9pt;mso-wrap-distance-bottom:0;mso-position-horizontal:absolute;mso-position-horizontal-relative:page;mso-position-vertical:absolute;mso-position-vertical-relative:text;mso-width-percent:0;mso-height-percent:0;mso-width-relative:margin;mso-height-relative:margin;v-text-anchor:middle" o:gfxdata="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" adj="14035,,21229" fillcolor="white [3201]" strokecolor="#4ea72e [3209]" strokeweight="1pt">
+              <v:shape w14:anchorId="27159D2E" id="_x0000_s1030" type="#_x0000_t78" style="position:absolute;left:0;text-align:left;margin-left:356.85pt;margin-top:340.95pt;width:290.7pt;height:15.1pt;z-index:251672576;visibility:visible;mso-wrap-style:square;mso-width-percent:0;mso-height-percent:0;mso-wrap-distance-left:9pt;mso-wrap-distance-top:0;mso-wrap-distance-right:9pt;mso-wrap-distance-bottom:0;mso-position-horizontal:absolute;mso-position-horizontal-relative:text;mso-position-vertical:absolute;mso-position-vertical-relative:text;mso-width-percent:0;mso-height-percent:0;mso-width-relative:margin;mso-height-relative:margin;v-text-anchor:middle" o:gfxdata="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" adj="14035,,21320" fillcolor="white [3201]" strokecolor="#4ea72e [3209]" strokeweight="1pt">
                 <v:textbox inset=",0,,0">
                   <w:txbxContent>
                     <w:p>
@@ -700,12 +777,32 @@
                           <w:sz w:val="20"/>
                           <w:szCs w:val="20"/>
                         </w:rPr>
-                        <w:t>Track Display and Control</w:t>
+                        <w:t>Room Compressor</w:t>
+                      </w:r>
+                      <w:r>
+                        <w:rPr>
+                          <w:sz w:val="20"/>
+                          <w:szCs w:val="20"/>
+                        </w:rPr>
+                        <w:t xml:space="preserve">, </w:t>
+                      </w:r>
+                      <w:r>
+                        <w:rPr>
+                          <w:sz w:val="20"/>
+                          <w:szCs w:val="20"/>
+                        </w:rPr>
+                        <w:t>Equalizer</w:t>
+                      </w:r>
+                      <w:r>
+                        <w:rPr>
+                          <w:sz w:val="20"/>
+                          <w:szCs w:val="20"/>
+                        </w:rPr>
+                        <w:t>, and Volume</w:t>
                       </w:r>
                     </w:p>
                   </w:txbxContent>
                 </v:textbox>
-                <w10:wrap anchorx="page"/>
               </v:shape>
             </w:pict>
           </mc:Fallback>
@@ -718,7 +815,120 @@
         <mc:AlternateContent>
           <mc:Choice Requires="wps">
             <w:drawing>
-              <wp:anchor distT="0" distB="0" distL="114300" distR="114300" simplePos="0" relativeHeight="251660288" behindDoc="0" locked="0" layoutInCell="1" allowOverlap="1" wp14:anchorId="53B12EC7" wp14:editId="04D68FF8">
+              <wp:anchor distT="0" distB="0" distL="114300" distR="114300" simplePos="0" relativeHeight="251670528" behindDoc="0" locked="0" layoutInCell="1" allowOverlap="1" wp14:anchorId="7003857E" wp14:editId="6D3BEBCC">
+                <wp:simplePos x="0" y="0"/>
+                <wp:positionH relativeFrom="column">
+                  <wp:posOffset>7386596</wp:posOffset>
+                </wp:positionH>
+                <wp:positionV relativeFrom="paragraph">
+                  <wp:posOffset>1536866</wp:posOffset>
+                </wp:positionV>
+                <wp:extent cx="1423802" cy="142504"/>
+                <wp:effectExtent l="19050" t="0" r="24130" b="10160"/>
+                <wp:wrapNone/>
+                <wp:docPr id="649975879" name="Callout: Left Arrow 4"/>
+                <wp:cNvGraphicFramePr/>
+                <a:graphic xmlns:a="http://schemas.openxmlformats.org/drawingml/2006/main">
+                  <a:graphicData uri="http://schemas.microsoft.com/office/word/2010/wordprocessingShape">
+                    <wps:wsp>
+                      <wps:cNvSpPr/>
+                      <wps:spPr>
+                        <a:xfrm>
+                          <a:off x="0" y="0"/>
+                          <a:ext cx="1423802" cy="142504"/>
+                        </a:xfrm>
+                        <a:prstGeom prst="leftArrowCallout">
+                          <a:avLst/>
+                        </a:prstGeom>
+                      </wps:spPr>
+                      <wps:style>
+                        <a:lnRef idx="2">
+                          <a:schemeClr val="accent6"/>
+                        </a:lnRef>
+                        <a:fillRef idx="1">
+                          <a:schemeClr val="lt1"/>
+                        </a:fillRef>
+                        <a:effectRef idx="0">
+                          <a:schemeClr val="accent6"/>
+                        </a:effectRef>
+                        <a:fontRef idx="minor">
+                          <a:schemeClr val="dk1"/>
+                        </a:fontRef>
+                      </wps:style>
+                      <wps:txbx>
+                        <w:txbxContent>
+                          <w:p>
+                            <w:pPr>
+                              <w:jc w:val="center"/>
+                              <w:rPr>
+                                <w:sz w:val="20"/>
+                                <w:szCs w:val="20"/>
+                              </w:rPr>
+                            </w:pPr>
+                            <w:r>
+                              <w:rPr>
+                                <w:sz w:val="20"/>
+                                <w:szCs w:val="20"/>
+                              </w:rPr>
+                              <w:t>Generator</w:t>
+                            </w:r>
+                          </w:p>
+                        </w:txbxContent>
+                      </wps:txbx>
+                      <wps:bodyPr rot="0" spcFirstLastPara="0" vertOverflow="overflow" horzOverflow="overflow" vert="horz" wrap="square" lIns="91440" tIns="0" rIns="91440" bIns="0" numCol="1" spcCol="0" rtlCol="0" fromWordArt="0" anchor="ctr" anchorCtr="0" forceAA="0" compatLnSpc="1">
+                        <a:prstTxWarp prst="textNoShape">
+                          <a:avLst/>
+                        </a:prstTxWarp>
+                        <a:noAutofit/>
+                      </wps:bodyPr>
+                    </wps:wsp>
+                  </a:graphicData>
+                </a:graphic>
+                <wp14:sizeRelH relativeFrom="margin">
+                  <wp14:pctWidth>0</wp14:pctWidth>
+                </wp14:sizeRelH>
+                <wp14:sizeRelV relativeFrom="margin">
+                  <wp14:pctHeight>0</wp14:pctHeight>
+                </wp14:sizeRelV>
+              </wp:anchor>
+            </w:drawing>
+          </mc:Choice>
+          <mc:Fallback>
+            <w:pict>
+              <v:shape w14:anchorId="7003857E" id="_x0000_s1031" type="#_x0000_t77" style="position:absolute;left:0;text-align:left;margin-left:581.6pt;margin-top:121pt;width:112.1pt;height:11.2pt;z-index:251670528;visibility:visible;mso-wrap-style:square;mso-width-percent:0;mso-height-percent:0;mso-wrap-distance-left:9pt;mso-wrap-distance-top:0;mso-wrap-distance-right:9pt;mso-wrap-distance-bottom:0;mso-position-horizontal:absolute;mso-position-horizontal-relative:text;mso-position-vertical:absolute;mso-position-vertical-relative:text;mso-width-percent:0;mso-height-percent:0;mso-width-relative:margin;mso-height-relative:margin;v-text-anchor:middle" o:gfxdata="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" adj="7565,,540" fillcolor="white [3201]" strokecolor="#4ea72e [3209]" strokeweight="1pt">
+                <v:textbox inset=",0,,0">
+                  <w:txbxContent>
+                    <w:p>
+                      <w:pPr>
+                        <w:jc w:val="center"/>
+                        <w:rPr>
+                          <w:sz w:val="20"/>
+                          <w:szCs w:val="20"/>
+                        </w:rPr>
+                      </w:pPr>
+                      <w:r>
+                        <w:rPr>
+                          <w:sz w:val="20"/>
+                          <w:szCs w:val="20"/>
+                        </w:rPr>
+                        <w:t>Generator</w:t>
+                      </w:r>
+                    </w:p>
+                  </w:txbxContent>
+                </v:textbox>
+              </v:shape>
+            </w:pict>
+          </mc:Fallback>
+        </mc:AlternateContent>
+      </w:r>
+      <w:r>
+        <w:rPr>
+          <w:noProof/>
+        </w:rPr>
+        <mc:AlternateContent>
+          <mc:Choice Requires="wps">
+            <w:drawing>
+              <wp:anchor distT="0" distB="0" distL="114300" distR="114300" simplePos="0" relativeHeight="251660288" behindDoc="0" locked="0" layoutInCell="1" allowOverlap="1" wp14:anchorId="53B12EC7" wp14:editId="37B1E8BE">
                 <wp:simplePos x="0" y="0"/>
                 <wp:positionH relativeFrom="column">
                   <wp:posOffset>121285</wp:posOffset>
@@ -801,7 +1011,7 @@
           </mc:Choice>
           <mc:Fallback>
             <w:pict>
-              <v:shape w14:anchorId="53B12EC7" id="_x0000_s1031" type="#_x0000_t78" style="position:absolute;left:0;text-align:left;margin-left:9.55pt;margin-top:15.65pt;width:174.35pt;height:13.1pt;z-index:251660288;visibility:visible;mso-wrap-style:square;mso-width-percent:0;mso-height-percent:0;mso-wrap-distance-left:9pt;mso-wrap-distance-top:0;mso-wrap-distance-right:9pt;mso-wrap-distance-bottom:0;mso-position-horizontal:absolute;mso-position-horizontal-relative:text;mso-position-vertical:absolute;mso-position-vertical-relative:text;mso-width-percent:0;mso-height-percent:0;mso-width-relative:margin;mso-height-relative:margin;v-text-anchor:middle" o:gfxdata="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" adj="14035,,21193" fillcolor="white [3201]" strokecolor="#4ea72e [3209]" strokeweight="1pt">
+              <v:shape w14:anchorId="53B12EC7" id="_x0000_s1032" type="#_x0000_t78" style="position:absolute;left:0;text-align:left;margin-left:9.55pt;margin-top:15.65pt;width:174.35pt;height:13.1pt;z-index:251660288;visibility:visible;mso-wrap-style:square;mso-width-percent:0;mso-height-percent:0;mso-wrap-distance-left:9pt;mso-wrap-distance-top:0;mso-wrap-distance-right:9pt;mso-wrap-distance-bottom:0;mso-position-horizontal:absolute;mso-position-horizontal-relative:text;mso-position-vertical:absolute;mso-position-vertical-relative:text;mso-width-percent:0;mso-height-percent:0;mso-width-relative:margin;mso-height-relative:margin;v-text-anchor:middle" o:gfxdata="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" adj="14035,,21193" fillcolor="white [3201]" strokecolor="#4ea72e [3209]" strokeweight="1pt">
                 <v:textbox inset=",0,,0">
                   <w:txbxContent>
                     <w:p>
@@ -825,216 +1035,6 @@
                     </w:p>
                   </w:txbxContent>
                 </v:textbox>
-              </v:shape>
-            </w:pict>
-          </mc:Fallback>
-        </mc:AlternateContent>
-      </w:r>
-      <w:r>
-        <w:rPr>
-          <w:noProof/>
-        </w:rPr>
-        <mc:AlternateContent>
-          <mc:Choice Requires="wps">
-            <w:drawing>
-              <wp:anchor distT="0" distB="0" distL="114300" distR="114300" simplePos="0" relativeHeight="251663360" behindDoc="0" locked="0" layoutInCell="1" allowOverlap="1" wp14:anchorId="433A65C0" wp14:editId="3C35D605">
-                <wp:simplePos x="0" y="0"/>
-                <wp:positionH relativeFrom="column">
-                  <wp:posOffset>4806300</wp:posOffset>
-                </wp:positionH>
-                <wp:positionV relativeFrom="paragraph">
-                  <wp:posOffset>344170</wp:posOffset>
-                </wp:positionV>
-                <wp:extent cx="2743200" cy="166255"/>
-                <wp:effectExtent l="19050" t="0" r="19050" b="24765"/>
-                <wp:wrapNone/>
-                <wp:docPr id="1631230332" name="Callout: Left Arrow 4"/>
-                <wp:cNvGraphicFramePr/>
-                <a:graphic xmlns:a="http://schemas.openxmlformats.org/drawingml/2006/main">
-                  <a:graphicData uri="http://schemas.microsoft.com/office/word/2010/wordprocessingShape">
-                    <wps:wsp>
-                      <wps:cNvSpPr/>
-                      <wps:spPr>
-                        <a:xfrm>
-                          <a:off x="0" y="0"/>
-                          <a:ext cx="2743200" cy="166255"/>
-                        </a:xfrm>
-                        <a:prstGeom prst="leftArrowCallout">
-                          <a:avLst/>
-                        </a:prstGeom>
-                      </wps:spPr>
-                      <wps:style>
-                        <a:lnRef idx="2">
-                          <a:schemeClr val="accent6"/>
-                        </a:lnRef>
-                        <a:fillRef idx="1">
-                          <a:schemeClr val="lt1"/>
-                        </a:fillRef>
-                        <a:effectRef idx="0">
-                          <a:schemeClr val="accent6"/>
-                        </a:effectRef>
-                        <a:fontRef idx="minor">
-                          <a:schemeClr val="dk1"/>
-                        </a:fontRef>
-                      </wps:style>
-                      <wps:txbx>
-                        <w:txbxContent>
-                          <w:p>
-                            <w:pPr>
-                              <w:jc w:val="center"/>
-                              <w:rPr>
-                                <w:sz w:val="20"/>
-                                <w:szCs w:val="20"/>
-                              </w:rPr>
-                            </w:pPr>
-                            <w:r>
-                              <w:rPr>
-                                <w:sz w:val="20"/>
-                                <w:szCs w:val="20"/>
-                              </w:rPr>
-                              <w:t>Preview and Record Buttons</w:t>
-                            </w:r>
-                          </w:p>
-                        </w:txbxContent>
-                      </wps:txbx>
-                      <wps:bodyPr rot="0" spcFirstLastPara="0" vertOverflow="overflow" horzOverflow="overflow" vert="horz" wrap="square" lIns="91440" tIns="0" rIns="91440" bIns="0" numCol="1" spcCol="0" rtlCol="0" fromWordArt="0" anchor="ctr" anchorCtr="0" forceAA="0" compatLnSpc="1">
-                        <a:prstTxWarp prst="textNoShape">
-                          <a:avLst/>
-                        </a:prstTxWarp>
-                        <a:noAutofit/>
-                      </wps:bodyPr>
-                    </wps:wsp>
-                  </a:graphicData>
-                </a:graphic>
-                <wp14:sizeRelH relativeFrom="margin">
-                  <wp14:pctWidth>0</wp14:pctWidth>
-                </wp14:sizeRelH>
-                <wp14:sizeRelV relativeFrom="margin">
-                  <wp14:pctHeight>0</wp14:pctHeight>
-                </wp14:sizeRelV>
-              </wp:anchor>
-            </w:drawing>
-          </mc:Choice>
-          <mc:Fallback>
-            <w:pict>
-              <v:shape w14:anchorId="433A65C0" id="_x0000_s1032" type="#_x0000_t77" style="position:absolute;left:0;text-align:left;margin-left:378.45pt;margin-top:27.1pt;width:3in;height:13.1pt;z-index:251663360;visibility:visible;mso-wrap-style:square;mso-width-percent:0;mso-height-percent:0;mso-wrap-distance-left:9pt;mso-wrap-distance-top:0;mso-wrap-distance-right:9pt;mso-wrap-distance-bottom:0;mso-position-horizontal:absolute;mso-position-horizontal-relative:text;mso-position-vertical:absolute;mso-position-vertical-relative:text;mso-width-percent:0;mso-height-percent:0;mso-width-relative:margin;mso-height-relative:margin;v-text-anchor:middle" o:gfxdata="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" adj="7565,,327" fillcolor="white [3201]" strokecolor="#4ea72e [3209]" strokeweight="1pt">
-                <v:textbox inset=",0,,0">
-                  <w:txbxContent>
-                    <w:p>
-                      <w:pPr>
-                        <w:jc w:val="center"/>
-                        <w:rPr>
-                          <w:sz w:val="20"/>
-                          <w:szCs w:val="20"/>
-                        </w:rPr>
-                      </w:pPr>
-                      <w:r>
-                        <w:rPr>
-                          <w:sz w:val="20"/>
-                          <w:szCs w:val="20"/>
-                        </w:rPr>
-                        <w:t>Preview and Record Buttons</w:t>
-                      </w:r>
-                    </w:p>
-                  </w:txbxContent>
-                </v:textbox>
-              </v:shape>
-            </w:pict>
-          </mc:Fallback>
-        </mc:AlternateContent>
-      </w:r>
-      <w:r>
-        <w:rPr>
-          <w:noProof/>
-        </w:rPr>
-        <mc:AlternateContent>
-          <mc:Choice Requires="wps">
-            <w:drawing>
-              <wp:anchor distT="0" distB="0" distL="114300" distR="114300" simplePos="0" relativeHeight="251666432" behindDoc="0" locked="0" layoutInCell="1" allowOverlap="1" wp14:anchorId="48C1E04E" wp14:editId="569810E9">
-                <wp:simplePos x="0" y="0"/>
-                <wp:positionH relativeFrom="column">
-                  <wp:posOffset>1977656</wp:posOffset>
-                </wp:positionH>
-                <wp:positionV relativeFrom="paragraph">
-                  <wp:posOffset>726602</wp:posOffset>
-                </wp:positionV>
-                <wp:extent cx="9728791" cy="2168836"/>
-                <wp:effectExtent l="0" t="0" r="25400" b="22225"/>
-                <wp:wrapNone/>
-                <wp:docPr id="2073670301" name="Double Brace 5"/>
-                <wp:cNvGraphicFramePr/>
-                <a:graphic xmlns:a="http://schemas.openxmlformats.org/drawingml/2006/main">
-                  <a:graphicData uri="http://schemas.microsoft.com/office/word/2010/wordprocessingShape">
-                    <wps:wsp>
-                      <wps:cNvSpPr/>
-                      <wps:spPr>
-                        <a:xfrm>
-                          <a:off x="0" y="0"/>
-                          <a:ext cx="9728791" cy="2168836"/>
-                        </a:xfrm>
-                        <a:prstGeom prst="bracePair">
-                          <a:avLst/>
-                        </a:prstGeom>
-                      </wps:spPr>
-                      <wps:style>
-                        <a:lnRef idx="1">
-                          <a:schemeClr val="accent1"/>
-                        </a:lnRef>
-                        <a:fillRef idx="0">
-                          <a:schemeClr val="accent1"/>
-                        </a:fillRef>
-                        <a:effectRef idx="0">
-                          <a:schemeClr val="accent1"/>
-                        </a:effectRef>
-                        <a:fontRef idx="minor">
-                          <a:schemeClr val="tx1"/>
-                        </a:fontRef>
-                      </wps:style>
-                      <wps:bodyPr rot="0" spcFirstLastPara="0" vertOverflow="overflow" horzOverflow="overflow" vert="horz" wrap="square" lIns="91440" tIns="45720" rIns="91440" bIns="45720" numCol="1" spcCol="0" rtlCol="0" fromWordArt="0" anchor="ctr" anchorCtr="0" forceAA="0" compatLnSpc="1">
-                        <a:prstTxWarp prst="textNoShape">
-                          <a:avLst/>
-                        </a:prstTxWarp>
-                        <a:noAutofit/>
-                      </wps:bodyPr>
-                    </wps:wsp>
-                  </a:graphicData>
-                </a:graphic>
-                <wp14:sizeRelH relativeFrom="margin">
-                  <wp14:pctWidth>0</wp14:pctWidth>
-                </wp14:sizeRelH>
-                <wp14:sizeRelV relativeFrom="margin">
-                  <wp14:pctHeight>0</wp14:pctHeight>
-                </wp14:sizeRelV>
-              </wp:anchor>
-            </w:drawing>
-          </mc:Choice>
-          <mc:Fallback>
-            <w:pict>
-              <v:shapetype w14:anchorId="113C7648" id="_x0000_t186" coordsize="21600,21600" o:spt="186" adj="1800" path="m@9,nfqx@0@0l@0@7qy0@4@0@8l@0@6qy@9,21600em@10,nfqx@5@0l@5@7qy21600@4@5@8l@5@6qy@10,21600em@9,nsqx@0@0l@0@7qy0@4@0@8l@0@6qy@9,21600l@10,21600qx@5@6l@5@8qy21600@4@5@7l@5@0qy@10,xe" filled="f">
-                <v:formulas>
-                  <v:f eqn="val #0"/>
-                  <v:f eqn="val width"/>
-                  <v:f eqn="val height"/>
-                  <v:f eqn="prod width 1 2"/>
-                  <v:f eqn="prod height 1 2"/>
-                  <v:f eqn="sum width 0 #0"/>
-                  <v:f eqn="sum height 0 #0"/>
-                  <v:f eqn="sum @4 0 #0"/>
-                  <v:f eqn="sum @4 #0 0"/>
-                  <v:f eqn="prod #0 2 1"/>
-                  <v:f eqn="sum width 0 @9"/>
-                  <v:f eqn="prod #0 9598 32768"/>
-                  <v:f eqn="sum height 0 @11"/>
-                  <v:f eqn="sum @11 #0 0"/>
-                  <v:f eqn="sum width 0 @13"/>
-                </v:formulas>
-                <v:path o:extrusionok="f" limo="10800,10800" o:connecttype="custom" o:connectlocs="@3,0;0,@4;@3,@2;@1,@4" textboxrect="@13,@11,@14,@12"/>
-                <v:handles>
-                  <v:h position="topLeft,#0" switch="" yrange="0,5400"/>
-                </v:handles>
-              </v:shapetype>
-              <v:shape id="Double Brace 5" o:spid="_x0000_s1026" type="#_x0000_t186" style="position:absolute;margin-left:155.7pt;margin-top:57.2pt;width:766.05pt;height:170.75pt;z-index:251666432;visibility:visible;mso-wrap-style:square;mso-width-percent:0;mso-height-percent:0;mso-wrap-distance-left:9pt;mso-wrap-distance-top:0;mso-wrap-distance-right:9pt;mso-wrap-distance-bottom:0;mso-position-horizontal:absolute;mso-position-horizontal-relative:text;mso-position-vertical:absolute;mso-position-vertical-relative:text;mso-width-percent:0;mso-height-percent:0;mso-width-relative:margin;mso-height-relative:margin;v-text-anchor:middle" o:gfxdata="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" strokecolor="#156082 [3204]" strokeweight=".5pt">
-                <v:stroke joinstyle="miter"/>
               </v:shape>
             </w:pict>
           </mc:Fallback>
@@ -1240,10 +1240,10 @@
       </w:r>
       <w:r>
         <w:drawing>
-          <wp:inline distT="0" distB="0" distL="0" distR="0" wp14:anchorId="0F10B8D4" wp14:editId="175B3063">
-            <wp:extent cx="9107171" cy="4363059"/>
-            <wp:effectExtent l="19050" t="19050" r="17780" b="19050"/>
-            <wp:docPr id="864386542" name="Picture 1"/>
+          <wp:inline distT="0" distB="0" distL="0" distR="0" wp14:anchorId="449950A7" wp14:editId="09FFBECA">
+            <wp:extent cx="9009947" cy="5001370"/>
+            <wp:effectExtent l="0" t="0" r="1270" b="8890"/>
+            <wp:docPr id="549467371" name="Picture 1"/>
             <wp:cNvGraphicFramePr>
               <a:graphicFrameLocks xmlns:a="http://schemas.openxmlformats.org/drawingml/2006/main" noChangeAspect="1"/>
             </wp:cNvGraphicFramePr>
@@ -1251,7 +1251,7 @@
               <a:graphicData uri="http://schemas.openxmlformats.org/drawingml/2006/picture">
                 <pic:pic xmlns:pic="http://schemas.openxmlformats.org/drawingml/2006/picture">
                   <pic:nvPicPr>
-                    <pic:cNvPr id="864386542" name=""/>
+                    <pic:cNvPr id="549467371" name=""/>
                     <pic:cNvPicPr/>
                   </pic:nvPicPr>
                   <pic:blipFill>
@@ -1263,16 +1263,11 @@
                   <pic:spPr>
                     <a:xfrm>
                       <a:off x="0" y="0"/>
-                      <a:ext cx="9107171" cy="4363059"/>
+                      <a:ext cx="9053420" cy="5025501"/>
                     </a:xfrm>
                     <a:prstGeom prst="rect">
                       <a:avLst/>
                     </a:prstGeom>
-                    <a:ln>
-                      <a:solidFill>
-                        <a:schemeClr val="accent1"/>
-                      </a:solidFill>
-                    </a:ln>
                   </pic:spPr>
                 </pic:pic>
               </a:graphicData>

--- a/docs/images/Example Interface with Notations.docx
+++ b/docs/images/Example Interface with Notations.docx
@@ -1,6 +1,6 @@
 
 <file path=word/document.xml><?xml version="1.0" encoding="utf-8"?>
-<w:document xmlns:wpc="http://schemas.microsoft.com/office/word/2010/wordprocessingCanvas" xmlns:cx="http://schemas.microsoft.com/office/drawing/2014/chartex" xmlns:cx1="http://schemas.microsoft.com/office/drawing/2015/9/8/chartex" xmlns:cx2="http://schemas.microsoft.com/office/drawing/2015/10/21/chartex" xmlns:cx3="http://schemas.microsoft.com/office/drawing/2016/5/9/chartex" xmlns:cx4="http://schemas.microsoft.com/office/drawing/2016/5/10/chartex" xmlns:cx5="http://schemas.microsoft.com/office/drawing/2016/5/11/chartex" xmlns:cx6="http://schemas.microsoft.com/office/drawing/2016/5/12/chartex" xmlns:cx7="http://schemas.microsoft.com/office/drawing/2016/5/13/chartex" xmlns:cx8="http://schemas.microsoft.com/office/drawing/2016/5/14/chartex" xmlns:mc="http://schemas.openxmlformats.org/markup-compatibility/2006" xmlns:aink="http://schemas.microsoft.com/office/drawing/2016/ink" xmlns:am3d="http://schemas.microsoft.com/office/drawing/2017/model3d" xmlns:o="urn:schemas-microsoft-com:office:office" xmlns:oel="http://schemas.microsoft.com/office/2019/extlst" xmlns:r="http://schemas.openxmlformats.org/officeDocument/2006/relationships" xmlns:m="http://schemas.openxmlformats.org/officeDocument/2006/math" xmlns:v="urn:schemas-microsoft-com:vml" xmlns:wp14="http://schemas.microsoft.com/office/word/2010/wordprocessingDrawing" xmlns:wp="http://schemas.openxmlformats.org/drawingml/2006/wordprocessingDrawing" xmlns:w10="urn:schemas-microsoft-com:office:word" xmlns:w="http://schemas.openxmlformats.org/wordprocessingml/2006/main" xmlns:w14="http://schemas.microsoft.com/office/word/2010/wordml" xmlns:w15="http://schemas.microsoft.com/office/word/2012/wordml" xmlns:w16cex="http://schemas.microsoft.com/office/word/2018/wordml/cex" xmlns:w16cid="http://schemas.microsoft.com/office/word/2016/wordml/cid" xmlns:w16="http://schemas.microsoft.com/office/word/2018/wordml" xmlns:w16du="http://schemas.microsoft.com/office/word/2023/wordml/word16du" xmlns:w16sdtdh="http://schemas.microsoft.com/office/word/2020/wordml/sdtdatahash" xmlns:w16se="http://schemas.microsoft.com/office/word/2015/wordml/symex" xmlns:wpg="http://schemas.microsoft.com/office/word/2010/wordprocessingGroup" xmlns:wpi="http://schemas.microsoft.com/office/word/2010/wordprocessingInk" xmlns:wne="http://schemas.microsoft.com/office/word/2006/wordml" xmlns:wps="http://schemas.microsoft.com/office/word/2010/wordprocessingShape" mc:Ignorable="w14 w15 w16se w16cid w16 w16cex w16sdtdh w16du wp14">
+<w:document xmlns:wpc="http://schemas.microsoft.com/office/word/2010/wordprocessingCanvas" xmlns:cx="http://schemas.microsoft.com/office/drawing/2014/chartex" xmlns:cx1="http://schemas.microsoft.com/office/drawing/2015/9/8/chartex" xmlns:cx2="http://schemas.microsoft.com/office/drawing/2015/10/21/chartex" xmlns:cx3="http://schemas.microsoft.com/office/drawing/2016/5/9/chartex" xmlns:cx4="http://schemas.microsoft.com/office/drawing/2016/5/10/chartex" xmlns:cx5="http://schemas.microsoft.com/office/drawing/2016/5/11/chartex" xmlns:cx6="http://schemas.microsoft.com/office/drawing/2016/5/12/chartex" xmlns:cx7="http://schemas.microsoft.com/office/drawing/2016/5/13/chartex" xmlns:cx8="http://schemas.microsoft.com/office/drawing/2016/5/14/chartex" xmlns:mc="http://schemas.openxmlformats.org/markup-compatibility/2006" xmlns:aink="http://schemas.microsoft.com/office/drawing/2016/ink" xmlns:am3d="http://schemas.microsoft.com/office/drawing/2017/model3d" xmlns:o="urn:schemas-microsoft-com:office:office" xmlns:oel="http://schemas.microsoft.com/office/2019/extlst" xmlns:r="http://schemas.openxmlformats.org/officeDocument/2006/relationships" xmlns:m="http://schemas.openxmlformats.org/officeDocument/2006/math" xmlns:v="urn:schemas-microsoft-com:vml" xmlns:wp14="http://schemas.microsoft.com/office/word/2010/wordprocessingDrawing" xmlns:wp="http://schemas.openxmlformats.org/drawingml/2006/wordprocessingDrawing" xmlns:w10="urn:schemas-microsoft-com:office:word" xmlns:w="http://schemas.openxmlformats.org/wordprocessingml/2006/main" xmlns:w14="http://schemas.microsoft.com/office/word/2010/wordml" xmlns:w15="http://schemas.microsoft.com/office/word/2012/wordml" xmlns:w16cex="http://schemas.microsoft.com/office/word/2018/wordml/cex" xmlns:w16cid="http://schemas.microsoft.com/office/word/2016/wordml/cid" xmlns:w16="http://schemas.microsoft.com/office/word/2018/wordml" xmlns:w16du="http://schemas.microsoft.com/office/word/2023/wordml/word16du" xmlns:w16sdtdh="http://schemas.microsoft.com/office/word/2020/wordml/sdtdatahash" xmlns:w16sdtfl="http://schemas.microsoft.com/office/word/2024/wordml/sdtformatlock" xmlns:w16se="http://schemas.microsoft.com/office/word/2015/wordml/symex" xmlns:wpg="http://schemas.microsoft.com/office/word/2010/wordprocessingGroup" xmlns:wpi="http://schemas.microsoft.com/office/word/2010/wordprocessingInk" xmlns:wne="http://schemas.microsoft.com/office/word/2006/wordml" xmlns:wps="http://schemas.microsoft.com/office/word/2010/wordprocessingShape" mc:Ignorable="w14 w15 w16se w16cid w16 w16cex w16sdtdh w16sdtfl w16du wp14">
   <w:body>
     <w:p>
       <w:pPr>
@@ -148,6 +148,476 @@
         <mc:AlternateContent>
           <mc:Choice Requires="wps">
             <w:drawing>
+              <wp:anchor distT="0" distB="0" distL="114300" distR="114300" simplePos="0" relativeHeight="251663360" behindDoc="0" locked="0" layoutInCell="1" allowOverlap="1" wp14:anchorId="433A65C0" wp14:editId="136C1096">
+                <wp:simplePos x="0" y="0"/>
+                <wp:positionH relativeFrom="column">
+                  <wp:posOffset>5728043</wp:posOffset>
+                </wp:positionH>
+                <wp:positionV relativeFrom="paragraph">
+                  <wp:posOffset>434518</wp:posOffset>
+                </wp:positionV>
+                <wp:extent cx="2743200" cy="166255"/>
+                <wp:effectExtent l="19050" t="0" r="19050" b="24765"/>
+                <wp:wrapNone/>
+                <wp:docPr id="1631230332" name="Callout: Left Arrow 4"/>
+                <wp:cNvGraphicFramePr/>
+                <a:graphic xmlns:a="http://schemas.openxmlformats.org/drawingml/2006/main">
+                  <a:graphicData uri="http://schemas.microsoft.com/office/word/2010/wordprocessingShape">
+                    <wps:wsp>
+                      <wps:cNvSpPr/>
+                      <wps:spPr>
+                        <a:xfrm>
+                          <a:off x="0" y="0"/>
+                          <a:ext cx="2743200" cy="166255"/>
+                        </a:xfrm>
+                        <a:prstGeom prst="leftArrowCallout">
+                          <a:avLst/>
+                        </a:prstGeom>
+                      </wps:spPr>
+                      <wps:style>
+                        <a:lnRef idx="2">
+                          <a:schemeClr val="accent6"/>
+                        </a:lnRef>
+                        <a:fillRef idx="1">
+                          <a:schemeClr val="lt1"/>
+                        </a:fillRef>
+                        <a:effectRef idx="0">
+                          <a:schemeClr val="accent6"/>
+                        </a:effectRef>
+                        <a:fontRef idx="minor">
+                          <a:schemeClr val="dk1"/>
+                        </a:fontRef>
+                      </wps:style>
+                      <wps:txbx>
+                        <w:txbxContent>
+                          <w:p>
+                            <w:pPr>
+                              <w:jc w:val="center"/>
+                              <w:rPr>
+                                <w:sz w:val="20"/>
+                                <w:szCs w:val="20"/>
+                              </w:rPr>
+                            </w:pPr>
+                            <w:r>
+                              <w:rPr>
+                                <w:sz w:val="20"/>
+                                <w:szCs w:val="20"/>
+                              </w:rPr>
+                              <w:t>Preview and Record Buttons</w:t>
+                            </w:r>
+                          </w:p>
+                        </w:txbxContent>
+                      </wps:txbx>
+                      <wps:bodyPr rot="0" spcFirstLastPara="0" vertOverflow="overflow" horzOverflow="overflow" vert="horz" wrap="square" lIns="91440" tIns="0" rIns="91440" bIns="0" numCol="1" spcCol="0" rtlCol="0" fromWordArt="0" anchor="ctr" anchorCtr="0" forceAA="0" compatLnSpc="1">
+                        <a:prstTxWarp prst="textNoShape">
+                          <a:avLst/>
+                        </a:prstTxWarp>
+                        <a:noAutofit/>
+                      </wps:bodyPr>
+                    </wps:wsp>
+                  </a:graphicData>
+                </a:graphic>
+                <wp14:sizeRelH relativeFrom="margin">
+                  <wp14:pctWidth>0</wp14:pctWidth>
+                </wp14:sizeRelH>
+                <wp14:sizeRelV relativeFrom="margin">
+                  <wp14:pctHeight>0</wp14:pctHeight>
+                </wp14:sizeRelV>
+              </wp:anchor>
+            </w:drawing>
+          </mc:Choice>
+          <mc:Fallback>
+            <w:pict>
+              <v:shapetype w14:anchorId="433A65C0" id="_x0000_t77" coordsize="21600,21600" o:spt="77" adj="7200,5400,3600,8100" path="m@0,l@0@3@2@3@2@1,,10800@2@4@2@5@0@5@0,21600,21600,21600,21600,xe">
+                <v:stroke joinstyle="miter"/>
+                <v:formulas>
+                  <v:f eqn="val #0"/>
+                  <v:f eqn="val #1"/>
+                  <v:f eqn="val #2"/>
+                  <v:f eqn="val #3"/>
+                  <v:f eqn="sum 21600 0 #1"/>
+                  <v:f eqn="sum 21600 0 #3"/>
+                  <v:f eqn="sum #0 21600 0"/>
+                  <v:f eqn="prod @6 1 2"/>
+                </v:formulas>
+                <v:path o:connecttype="custom" o:connectlocs="@7,0;0,10800;@7,21600;21600,10800" o:connectangles="270,180,90,0" textboxrect="@0,0,21600,21600"/>
+                <v:handles>
+                  <v:h position="#0,topLeft" xrange="@2,21600"/>
+                  <v:h position="topLeft,#1" yrange="0,@3"/>
+                  <v:h position="#2,#3" xrange="0,@0" yrange="@1,10800"/>
+                </v:handles>
+              </v:shapetype>
+              <v:shape id="Callout: Left Arrow 4" o:spid="_x0000_s1027" type="#_x0000_t77" style="position:absolute;left:0;text-align:left;margin-left:451.05pt;margin-top:34.2pt;width:3in;height:13.1pt;z-index:251663360;visibility:visible;mso-wrap-style:square;mso-width-percent:0;mso-height-percent:0;mso-wrap-distance-left:9pt;mso-wrap-distance-top:0;mso-wrap-distance-right:9pt;mso-wrap-distance-bottom:0;mso-position-horizontal:absolute;mso-position-horizontal-relative:text;mso-position-vertical:absolute;mso-position-vertical-relative:text;mso-width-percent:0;mso-height-percent:0;mso-width-relative:margin;mso-height-relative:margin;v-text-anchor:middle" o:gfxdata="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" adj="7565,,327" fillcolor="white [3201]" strokecolor="#4ea72e [3209]" strokeweight="1pt">
+                <v:textbox inset=",0,,0">
+                  <w:txbxContent>
+                    <w:p>
+                      <w:pPr>
+                        <w:jc w:val="center"/>
+                        <w:rPr>
+                          <w:sz w:val="20"/>
+                          <w:szCs w:val="20"/>
+                        </w:rPr>
+                      </w:pPr>
+                      <w:r>
+                        <w:rPr>
+                          <w:sz w:val="20"/>
+                          <w:szCs w:val="20"/>
+                        </w:rPr>
+                        <w:t>Preview and Record Buttons</w:t>
+                      </w:r>
+                    </w:p>
+                  </w:txbxContent>
+                </v:textbox>
+              </v:shape>
+            </w:pict>
+          </mc:Fallback>
+        </mc:AlternateContent>
+      </w:r>
+      <w:r>
+        <w:rPr>
+          <w:noProof/>
+        </w:rPr>
+        <mc:AlternateContent>
+          <mc:Choice Requires="wps">
+            <w:drawing>
+              <wp:anchor distT="0" distB="0" distL="114300" distR="114300" simplePos="0" relativeHeight="251672576" behindDoc="0" locked="0" layoutInCell="1" allowOverlap="1" wp14:anchorId="27159D2E" wp14:editId="7752A463">
+                <wp:simplePos x="0" y="0"/>
+                <wp:positionH relativeFrom="column">
+                  <wp:posOffset>4852050</wp:posOffset>
+                </wp:positionH>
+                <wp:positionV relativeFrom="paragraph">
+                  <wp:posOffset>3758024</wp:posOffset>
+                </wp:positionV>
+                <wp:extent cx="3691964" cy="191608"/>
+                <wp:effectExtent l="0" t="0" r="41910" b="18415"/>
+                <wp:wrapNone/>
+                <wp:docPr id="1181181792" name="Callout: Right Arrow 3"/>
+                <wp:cNvGraphicFramePr/>
+                <a:graphic xmlns:a="http://schemas.openxmlformats.org/drawingml/2006/main">
+                  <a:graphicData uri="http://schemas.microsoft.com/office/word/2010/wordprocessingShape">
+                    <wps:wsp>
+                      <wps:cNvSpPr/>
+                      <wps:spPr>
+                        <a:xfrm>
+                          <a:off x="0" y="0"/>
+                          <a:ext cx="3691964" cy="191608"/>
+                        </a:xfrm>
+                        <a:prstGeom prst="rightArrowCallout">
+                          <a:avLst/>
+                        </a:prstGeom>
+                      </wps:spPr>
+                      <wps:style>
+                        <a:lnRef idx="2">
+                          <a:schemeClr val="accent6"/>
+                        </a:lnRef>
+                        <a:fillRef idx="1">
+                          <a:schemeClr val="lt1"/>
+                        </a:fillRef>
+                        <a:effectRef idx="0">
+                          <a:schemeClr val="accent6"/>
+                        </a:effectRef>
+                        <a:fontRef idx="minor">
+                          <a:schemeClr val="dk1"/>
+                        </a:fontRef>
+                      </wps:style>
+                      <wps:txbx>
+                        <w:txbxContent>
+                          <w:p>
+                            <w:r>
+                              <w:rPr>
+                                <w:sz w:val="20"/>
+                                <w:szCs w:val="20"/>
+                              </w:rPr>
+                              <w:t>Room Compressor</w:t>
+                            </w:r>
+                            <w:r>
+                              <w:rPr>
+                                <w:sz w:val="20"/>
+                                <w:szCs w:val="20"/>
+                              </w:rPr>
+                              <w:t xml:space="preserve">, </w:t>
+                            </w:r>
+                            <w:r>
+                              <w:rPr>
+                                <w:sz w:val="20"/>
+                                <w:szCs w:val="20"/>
+                              </w:rPr>
+                              <w:t>Equalizer</w:t>
+                            </w:r>
+                            <w:r>
+                              <w:rPr>
+                                <w:sz w:val="20"/>
+                                <w:szCs w:val="20"/>
+                              </w:rPr>
+                              <w:t>, and Volume</w:t>
+                            </w:r>
+                          </w:p>
+                        </w:txbxContent>
+                      </wps:txbx>
+                      <wps:bodyPr rot="0" spcFirstLastPara="0" vertOverflow="overflow" horzOverflow="overflow" vert="horz" wrap="square" lIns="91440" tIns="0" rIns="91440" bIns="0" numCol="1" spcCol="0" rtlCol="0" fromWordArt="0" anchor="ctr" anchorCtr="0" forceAA="0" compatLnSpc="1">
+                        <a:prstTxWarp prst="textNoShape">
+                          <a:avLst/>
+                        </a:prstTxWarp>
+                        <a:noAutofit/>
+                      </wps:bodyPr>
+                    </wps:wsp>
+                  </a:graphicData>
+                </a:graphic>
+                <wp14:sizeRelH relativeFrom="margin">
+                  <wp14:pctWidth>0</wp14:pctWidth>
+                </wp14:sizeRelH>
+                <wp14:sizeRelV relativeFrom="margin">
+                  <wp14:pctHeight>0</wp14:pctHeight>
+                </wp14:sizeRelV>
+              </wp:anchor>
+            </w:drawing>
+          </mc:Choice>
+          <mc:Fallback>
+            <w:pict>
+              <v:shapetype w14:anchorId="27159D2E" id="_x0000_t78" coordsize="21600,21600" o:spt="78" adj="14400,5400,18000,8100" path="m,l,21600@0,21600@0@5@2@5@2@4,21600,10800@2@1@2@3@0@3@0,xe">
+                <v:stroke joinstyle="miter"/>
+                <v:formulas>
+                  <v:f eqn="val #0"/>
+                  <v:f eqn="val #1"/>
+                  <v:f eqn="val #2"/>
+                  <v:f eqn="val #3"/>
+                  <v:f eqn="sum 21600 0 #1"/>
+                  <v:f eqn="sum 21600 0 #3"/>
+                  <v:f eqn="prod #0 1 2"/>
+                </v:formulas>
+                <v:path o:connecttype="custom" o:connectlocs="@6,0;0,10800;@6,21600;21600,10800" o:connectangles="270,180,90,0" textboxrect="0,0,@0,21600"/>
+                <v:handles>
+                  <v:h position="#0,topLeft" xrange="0,@2"/>
+                  <v:h position="bottomRight,#1" yrange="0,@3"/>
+                  <v:h position="#2,#3" xrange="@0,21600" yrange="@1,10800"/>
+                </v:handles>
+              </v:shapetype>
+              <v:shape id="Callout: Right Arrow 3" o:spid="_x0000_s1028" type="#_x0000_t78" style="position:absolute;left:0;text-align:left;margin-left:382.05pt;margin-top:295.9pt;width:290.7pt;height:15.1pt;z-index:251672576;visibility:visible;mso-wrap-style:square;mso-width-percent:0;mso-height-percent:0;mso-wrap-distance-left:9pt;mso-wrap-distance-top:0;mso-wrap-distance-right:9pt;mso-wrap-distance-bottom:0;mso-position-horizontal:absolute;mso-position-horizontal-relative:text;mso-position-vertical:absolute;mso-position-vertical-relative:text;mso-width-percent:0;mso-height-percent:0;mso-width-relative:margin;mso-height-relative:margin;v-text-anchor:middle" o:gfxdata="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" adj="14035,,21320" fillcolor="white [3201]" strokecolor="#4ea72e [3209]" strokeweight="1pt">
+                <v:textbox inset=",0,,0">
+                  <w:txbxContent>
+                    <w:p>
+                      <w:r>
+                        <w:rPr>
+                          <w:sz w:val="20"/>
+                          <w:szCs w:val="20"/>
+                        </w:rPr>
+                        <w:t>Room Compressor</w:t>
+                      </w:r>
+                      <w:r>
+                        <w:rPr>
+                          <w:sz w:val="20"/>
+                          <w:szCs w:val="20"/>
+                        </w:rPr>
+                        <w:t xml:space="preserve">, </w:t>
+                      </w:r>
+                      <w:r>
+                        <w:rPr>
+                          <w:sz w:val="20"/>
+                          <w:szCs w:val="20"/>
+                        </w:rPr>
+                        <w:t>Equalizer</w:t>
+                      </w:r>
+                      <w:r>
+                        <w:rPr>
+                          <w:sz w:val="20"/>
+                          <w:szCs w:val="20"/>
+                        </w:rPr>
+                        <w:t>, and Volume</w:t>
+                      </w:r>
+                    </w:p>
+                  </w:txbxContent>
+                </v:textbox>
+              </v:shape>
+            </w:pict>
+          </mc:Fallback>
+        </mc:AlternateContent>
+      </w:r>
+      <w:r>
+        <w:rPr>
+          <w:noProof/>
+        </w:rPr>
+        <mc:AlternateContent>
+          <mc:Choice Requires="wps">
+            <w:drawing>
+              <wp:anchor distT="0" distB="0" distL="114300" distR="114300" simplePos="0" relativeHeight="251675648" behindDoc="0" locked="0" layoutInCell="1" allowOverlap="1" wp14:anchorId="6A423465" wp14:editId="021AE06B">
+                <wp:simplePos x="0" y="0"/>
+                <wp:positionH relativeFrom="column">
+                  <wp:posOffset>672741</wp:posOffset>
+                </wp:positionH>
+                <wp:positionV relativeFrom="paragraph">
+                  <wp:posOffset>4118902</wp:posOffset>
+                </wp:positionV>
+                <wp:extent cx="1565452" cy="170121"/>
+                <wp:effectExtent l="0" t="0" r="34925" b="20955"/>
+                <wp:wrapNone/>
+                <wp:docPr id="1253112067" name="Callout: Right Arrow 3"/>
+                <wp:cNvGraphicFramePr/>
+                <a:graphic xmlns:a="http://schemas.openxmlformats.org/drawingml/2006/main">
+                  <a:graphicData uri="http://schemas.microsoft.com/office/word/2010/wordprocessingShape">
+                    <wps:wsp>
+                      <wps:cNvSpPr/>
+                      <wps:spPr>
+                        <a:xfrm>
+                          <a:off x="0" y="0"/>
+                          <a:ext cx="1565452" cy="170121"/>
+                        </a:xfrm>
+                        <a:prstGeom prst="rightArrowCallout">
+                          <a:avLst/>
+                        </a:prstGeom>
+                      </wps:spPr>
+                      <wps:style>
+                        <a:lnRef idx="2">
+                          <a:schemeClr val="accent6"/>
+                        </a:lnRef>
+                        <a:fillRef idx="1">
+                          <a:schemeClr val="lt1"/>
+                        </a:fillRef>
+                        <a:effectRef idx="0">
+                          <a:schemeClr val="accent6"/>
+                        </a:effectRef>
+                        <a:fontRef idx="minor">
+                          <a:schemeClr val="dk1"/>
+                        </a:fontRef>
+                      </wps:style>
+                      <wps:txbx>
+                        <w:txbxContent>
+                          <w:p>
+                            <w:r>
+                              <w:rPr>
+                                <w:sz w:val="20"/>
+                                <w:szCs w:val="20"/>
+                              </w:rPr>
+                              <w:t>Status Message Area</w:t>
+                            </w:r>
+                            <w:r>
+                              <w:rPr>
+                                <w:noProof/>
+                              </w:rPr>
+                              <w:drawing>
+                                <wp:inline distT="0" distB="0" distL="0" distR="0" wp14:anchorId="013A841F" wp14:editId="3CEB3E94">
+                                  <wp:extent cx="1419860" cy="168275"/>
+                                  <wp:effectExtent l="0" t="0" r="8890" b="3175"/>
+                                  <wp:docPr id="1972103897" name="Picture 1"/>
+                                  <wp:cNvGraphicFramePr>
+                                    <a:graphicFrameLocks xmlns:a="http://schemas.openxmlformats.org/drawingml/2006/main" noChangeAspect="1"/>
+                                  </wp:cNvGraphicFramePr>
+                                  <a:graphic xmlns:a="http://schemas.openxmlformats.org/drawingml/2006/main">
+                                    <a:graphicData uri="http://schemas.openxmlformats.org/drawingml/2006/picture">
+                                      <pic:pic xmlns:pic="http://schemas.openxmlformats.org/drawingml/2006/picture">
+                                        <pic:nvPicPr>
+                                          <pic:cNvPr id="826131077" name=""/>
+                                          <pic:cNvPicPr/>
+                                        </pic:nvPicPr>
+                                        <pic:blipFill>
+                                          <a:blip r:embed="rId4"/>
+                                          <a:stretch>
+                                            <a:fillRect/>
+                                          </a:stretch>
+                                        </pic:blipFill>
+                                        <pic:spPr>
+                                          <a:xfrm>
+                                            <a:off x="0" y="0"/>
+                                            <a:ext cx="1419860" cy="168275"/>
+                                          </a:xfrm>
+                                          <a:prstGeom prst="rect">
+                                            <a:avLst/>
+                                          </a:prstGeom>
+                                        </pic:spPr>
+                                      </pic:pic>
+                                    </a:graphicData>
+                                  </a:graphic>
+                                </wp:inline>
+                              </w:drawing>
+                            </w:r>
+                          </w:p>
+                        </w:txbxContent>
+                      </wps:txbx>
+                      <wps:bodyPr rot="0" spcFirstLastPara="0" vertOverflow="overflow" horzOverflow="overflow" vert="horz" wrap="square" lIns="91440" tIns="0" rIns="91440" bIns="0" numCol="1" spcCol="0" rtlCol="0" fromWordArt="0" anchor="ctr" anchorCtr="0" forceAA="0" compatLnSpc="1">
+                        <a:prstTxWarp prst="textNoShape">
+                          <a:avLst/>
+                        </a:prstTxWarp>
+                        <a:noAutofit/>
+                      </wps:bodyPr>
+                    </wps:wsp>
+                  </a:graphicData>
+                </a:graphic>
+                <wp14:sizeRelH relativeFrom="margin">
+                  <wp14:pctWidth>0</wp14:pctWidth>
+                </wp14:sizeRelH>
+                <wp14:sizeRelV relativeFrom="margin">
+                  <wp14:pctHeight>0</wp14:pctHeight>
+                </wp14:sizeRelV>
+              </wp:anchor>
+            </w:drawing>
+          </mc:Choice>
+          <mc:Fallback>
+            <w:pict>
+              <v:shape w14:anchorId="6A423465" id="_x0000_s1029" type="#_x0000_t78" style="position:absolute;left:0;text-align:left;margin-left:52.95pt;margin-top:324.3pt;width:123.25pt;height:13.4pt;z-index:251675648;visibility:visible;mso-wrap-style:square;mso-width-percent:0;mso-height-percent:0;mso-wrap-distance-left:9pt;mso-wrap-distance-top:0;mso-wrap-distance-right:9pt;mso-wrap-distance-bottom:0;mso-position-horizontal:absolute;mso-position-horizontal-relative:text;mso-position-vertical:absolute;mso-position-vertical-relative:text;mso-width-percent:0;mso-height-percent:0;mso-width-relative:margin;mso-height-relative:margin;v-text-anchor:middle" o:gfxdata="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" adj="14035,,21013" fillcolor="white [3201]" strokecolor="#4ea72e [3209]" strokeweight="1pt">
+                <v:textbox inset=",0,,0">
+                  <w:txbxContent>
+                    <w:p>
+                      <w:r>
+                        <w:rPr>
+                          <w:sz w:val="20"/>
+                          <w:szCs w:val="20"/>
+                        </w:rPr>
+                        <w:t>Status Message Area</w:t>
+                      </w:r>
+                      <w:r>
+                        <w:rPr>
+                          <w:noProof/>
+                        </w:rPr>
+                        <w:drawing>
+                          <wp:inline distT="0" distB="0" distL="0" distR="0" wp14:anchorId="013A841F" wp14:editId="3CEB3E94">
+                            <wp:extent cx="1419860" cy="168275"/>
+                            <wp:effectExtent l="0" t="0" r="8890" b="3175"/>
+                            <wp:docPr id="1972103897" name="Picture 1"/>
+                            <wp:cNvGraphicFramePr>
+                              <a:graphicFrameLocks xmlns:a="http://schemas.openxmlformats.org/drawingml/2006/main" noChangeAspect="1"/>
+                            </wp:cNvGraphicFramePr>
+                            <a:graphic xmlns:a="http://schemas.openxmlformats.org/drawingml/2006/main">
+                              <a:graphicData uri="http://schemas.openxmlformats.org/drawingml/2006/picture">
+                                <pic:pic xmlns:pic="http://schemas.openxmlformats.org/drawingml/2006/picture">
+                                  <pic:nvPicPr>
+                                    <pic:cNvPr id="826131077" name=""/>
+                                    <pic:cNvPicPr/>
+                                  </pic:nvPicPr>
+                                  <pic:blipFill>
+                                    <a:blip r:embed="rId4"/>
+                                    <a:stretch>
+                                      <a:fillRect/>
+                                    </a:stretch>
+                                  </pic:blipFill>
+                                  <pic:spPr>
+                                    <a:xfrm>
+                                      <a:off x="0" y="0"/>
+                                      <a:ext cx="1419860" cy="168275"/>
+                                    </a:xfrm>
+                                    <a:prstGeom prst="rect">
+                                      <a:avLst/>
+                                    </a:prstGeom>
+                                  </pic:spPr>
+                                </pic:pic>
+                              </a:graphicData>
+                            </a:graphic>
+                          </wp:inline>
+                        </w:drawing>
+                      </w:r>
+                    </w:p>
+                  </w:txbxContent>
+                </v:textbox>
+              </v:shape>
+            </w:pict>
+          </mc:Fallback>
+        </mc:AlternateContent>
+      </w:r>
+      <w:r>
+        <w:rPr>
+          <w:noProof/>
+        </w:rPr>
+        <mc:AlternateContent>
+          <mc:Choice Requires="wps">
+            <w:drawing>
               <wp:anchor distT="0" distB="0" distL="114300" distR="114300" simplePos="0" relativeHeight="251668480" behindDoc="0" locked="0" layoutInCell="1" allowOverlap="1" wp14:anchorId="7B69C7F5" wp14:editId="26572F0F">
                 <wp:simplePos x="0" y="0"/>
                 <wp:positionH relativeFrom="page">
@@ -266,7 +736,7 @@
         <mc:AlternateContent>
           <mc:Choice Requires="wps">
             <w:drawing>
-              <wp:anchor distT="0" distB="0" distL="114300" distR="114300" simplePos="0" relativeHeight="251666432" behindDoc="0" locked="0" layoutInCell="1" allowOverlap="1" wp14:anchorId="48C1E04E" wp14:editId="0EFDBAFC">
+              <wp:anchor distT="0" distB="0" distL="114300" distR="114300" simplePos="0" relativeHeight="251666432" behindDoc="0" locked="0" layoutInCell="1" allowOverlap="1" wp14:anchorId="48C1E04E" wp14:editId="6177E130">
                 <wp:simplePos x="0" y="0"/>
                 <wp:positionH relativeFrom="column">
                   <wp:posOffset>1928191</wp:posOffset>
@@ -326,7 +796,7 @@
           </mc:Choice>
           <mc:Fallback>
             <w:pict>
-              <v:shapetype w14:anchorId="1C005054" id="_x0000_t186" coordsize="21600,21600" o:spt="186" adj="1800" path="m@9,nfqx@0@0l@0@7qy0@4@0@8l@0@6qy@9,21600em@10,nfqx@5@0l@5@7qy21600@4@5@8l@5@6qy@10,21600em@9,nsqx@0@0l@0@7qy0@4@0@8l@0@6qy@9,21600l@10,21600qx@5@6l@5@8qy21600@4@5@7l@5@0qy@10,xe" filled="f">
+              <v:shapetype w14:anchorId="18B45A9C" id="_x0000_t186" coordsize="21600,21600" o:spt="186" adj="1800" path="m@9,nfqx@0@0l@0@7qy0@4@0@8l@0@6qy@9,21600em@10,nfqx@5@0l@5@7qy21600@4@5@8l@5@6qy@10,21600em@9,nsqx@0@0l@0@7qy0@4@0@8l@0@6qy@9,21600l@10,21600qx@5@6l@5@8qy21600@4@5@7l@5@0qy@10,xe" filled="f">
                 <v:formulas>
                   <v:f eqn="val #0"/>
                   <v:f eqn="val width"/>
@@ -351,458 +821,6 @@
               </v:shapetype>
               <v:shape id="Double Brace 5" o:spid="_x0000_s1026" type="#_x0000_t186" style="position:absolute;margin-left:151.85pt;margin-top:57.1pt;width:774.15pt;height:245.1pt;z-index:251666432;visibility:visible;mso-wrap-style:square;mso-width-percent:0;mso-height-percent:0;mso-wrap-distance-left:9pt;mso-wrap-distance-top:0;mso-wrap-distance-right:9pt;mso-wrap-distance-bottom:0;mso-position-horizontal:absolute;mso-position-horizontal-relative:text;mso-position-vertical:absolute;mso-position-vertical-relative:text;mso-width-percent:0;mso-height-percent:0;mso-width-relative:margin;mso-height-relative:margin;v-text-anchor:middle" o:gfxdata="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" strokecolor="#156082 [3204]" strokeweight=".5pt">
                 <v:stroke joinstyle="miter"/>
-              </v:shape>
-            </w:pict>
-          </mc:Fallback>
-        </mc:AlternateContent>
-      </w:r>
-      <w:r>
-        <w:rPr>
-          <w:noProof/>
-        </w:rPr>
-        <mc:AlternateContent>
-          <mc:Choice Requires="wps">
-            <w:drawing>
-              <wp:anchor distT="0" distB="0" distL="114300" distR="114300" simplePos="0" relativeHeight="251663360" behindDoc="0" locked="0" layoutInCell="1" allowOverlap="1" wp14:anchorId="433A65C0" wp14:editId="3649CC19">
-                <wp:simplePos x="0" y="0"/>
-                <wp:positionH relativeFrom="column">
-                  <wp:posOffset>5914887</wp:posOffset>
-                </wp:positionH>
-                <wp:positionV relativeFrom="paragraph">
-                  <wp:posOffset>491269</wp:posOffset>
-                </wp:positionV>
-                <wp:extent cx="2743200" cy="166255"/>
-                <wp:effectExtent l="19050" t="0" r="19050" b="24765"/>
-                <wp:wrapNone/>
-                <wp:docPr id="1631230332" name="Callout: Left Arrow 4"/>
-                <wp:cNvGraphicFramePr/>
-                <a:graphic xmlns:a="http://schemas.openxmlformats.org/drawingml/2006/main">
-                  <a:graphicData uri="http://schemas.microsoft.com/office/word/2010/wordprocessingShape">
-                    <wps:wsp>
-                      <wps:cNvSpPr/>
-                      <wps:spPr>
-                        <a:xfrm>
-                          <a:off x="0" y="0"/>
-                          <a:ext cx="2743200" cy="166255"/>
-                        </a:xfrm>
-                        <a:prstGeom prst="leftArrowCallout">
-                          <a:avLst/>
-                        </a:prstGeom>
-                      </wps:spPr>
-                      <wps:style>
-                        <a:lnRef idx="2">
-                          <a:schemeClr val="accent6"/>
-                        </a:lnRef>
-                        <a:fillRef idx="1">
-                          <a:schemeClr val="lt1"/>
-                        </a:fillRef>
-                        <a:effectRef idx="0">
-                          <a:schemeClr val="accent6"/>
-                        </a:effectRef>
-                        <a:fontRef idx="minor">
-                          <a:schemeClr val="dk1"/>
-                        </a:fontRef>
-                      </wps:style>
-                      <wps:txbx>
-                        <w:txbxContent>
-                          <w:p>
-                            <w:pPr>
-                              <w:jc w:val="center"/>
-                              <w:rPr>
-                                <w:sz w:val="20"/>
-                                <w:szCs w:val="20"/>
-                              </w:rPr>
-                            </w:pPr>
-                            <w:r>
-                              <w:rPr>
-                                <w:sz w:val="20"/>
-                                <w:szCs w:val="20"/>
-                              </w:rPr>
-                              <w:t>Preview and Record Buttons</w:t>
-                            </w:r>
-                          </w:p>
-                        </w:txbxContent>
-                      </wps:txbx>
-                      <wps:bodyPr rot="0" spcFirstLastPara="0" vertOverflow="overflow" horzOverflow="overflow" vert="horz" wrap="square" lIns="91440" tIns="0" rIns="91440" bIns="0" numCol="1" spcCol="0" rtlCol="0" fromWordArt="0" anchor="ctr" anchorCtr="0" forceAA="0" compatLnSpc="1">
-                        <a:prstTxWarp prst="textNoShape">
-                          <a:avLst/>
-                        </a:prstTxWarp>
-                        <a:noAutofit/>
-                      </wps:bodyPr>
-                    </wps:wsp>
-                  </a:graphicData>
-                </a:graphic>
-                <wp14:sizeRelH relativeFrom="margin">
-                  <wp14:pctWidth>0</wp14:pctWidth>
-                </wp14:sizeRelH>
-                <wp14:sizeRelV relativeFrom="margin">
-                  <wp14:pctHeight>0</wp14:pctHeight>
-                </wp14:sizeRelV>
-              </wp:anchor>
-            </w:drawing>
-          </mc:Choice>
-          <mc:Fallback>
-            <w:pict>
-              <v:shapetype w14:anchorId="433A65C0" id="_x0000_t77" coordsize="21600,21600" o:spt="77" adj="7200,5400,3600,8100" path="m@0,l@0@3@2@3@2@1,,10800@2@4@2@5@0@5@0,21600,21600,21600,21600,xe">
-                <v:stroke joinstyle="miter"/>
-                <v:formulas>
-                  <v:f eqn="val #0"/>
-                  <v:f eqn="val #1"/>
-                  <v:f eqn="val #2"/>
-                  <v:f eqn="val #3"/>
-                  <v:f eqn="sum 21600 0 #1"/>
-                  <v:f eqn="sum 21600 0 #3"/>
-                  <v:f eqn="sum #0 21600 0"/>
-                  <v:f eqn="prod @6 1 2"/>
-                </v:formulas>
-                <v:path o:connecttype="custom" o:connectlocs="@7,0;0,10800;@7,21600;21600,10800" o:connectangles="270,180,90,0" textboxrect="@0,0,21600,21600"/>
-                <v:handles>
-                  <v:h position="#0,topLeft" xrange="@2,21600"/>
-                  <v:h position="topLeft,#1" yrange="0,@3"/>
-                  <v:h position="#2,#3" xrange="0,@0" yrange="@1,10800"/>
-                </v:handles>
-              </v:shapetype>
-              <v:shape id="Callout: Left Arrow 4" o:spid="_x0000_s1028" type="#_x0000_t77" style="position:absolute;left:0;text-align:left;margin-left:465.75pt;margin-top:38.7pt;width:3in;height:13.1pt;z-index:251663360;visibility:visible;mso-wrap-style:square;mso-width-percent:0;mso-height-percent:0;mso-wrap-distance-left:9pt;mso-wrap-distance-top:0;mso-wrap-distance-right:9pt;mso-wrap-distance-bottom:0;mso-position-horizontal:absolute;mso-position-horizontal-relative:text;mso-position-vertical:absolute;mso-position-vertical-relative:text;mso-width-percent:0;mso-height-percent:0;mso-width-relative:margin;mso-height-relative:margin;v-text-anchor:middle" o:gfxdata="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" adj="7565,,327" fillcolor="white [3201]" strokecolor="#4ea72e [3209]" strokeweight="1pt">
-                <v:textbox inset=",0,,0">
-                  <w:txbxContent>
-                    <w:p>
-                      <w:pPr>
-                        <w:jc w:val="center"/>
-                        <w:rPr>
-                          <w:sz w:val="20"/>
-                          <w:szCs w:val="20"/>
-                        </w:rPr>
-                      </w:pPr>
-                      <w:r>
-                        <w:rPr>
-                          <w:sz w:val="20"/>
-                          <w:szCs w:val="20"/>
-                        </w:rPr>
-                        <w:t>Preview and Record Buttons</w:t>
-                      </w:r>
-                    </w:p>
-                  </w:txbxContent>
-                </v:textbox>
-              </v:shape>
-            </w:pict>
-          </mc:Fallback>
-        </mc:AlternateContent>
-      </w:r>
-      <w:r>
-        <w:rPr>
-          <w:noProof/>
-        </w:rPr>
-        <mc:AlternateContent>
-          <mc:Choice Requires="wps">
-            <w:drawing>
-              <wp:anchor distT="0" distB="0" distL="114300" distR="114300" simplePos="0" relativeHeight="251675648" behindDoc="0" locked="0" layoutInCell="1" allowOverlap="1" wp14:anchorId="6A423465" wp14:editId="0688998E">
-                <wp:simplePos x="0" y="0"/>
-                <wp:positionH relativeFrom="column">
-                  <wp:posOffset>807306</wp:posOffset>
-                </wp:positionH>
-                <wp:positionV relativeFrom="paragraph">
-                  <wp:posOffset>4847010</wp:posOffset>
-                </wp:positionV>
-                <wp:extent cx="1565452" cy="170121"/>
-                <wp:effectExtent l="0" t="0" r="34925" b="20955"/>
-                <wp:wrapNone/>
-                <wp:docPr id="1253112067" name="Callout: Right Arrow 3"/>
-                <wp:cNvGraphicFramePr/>
-                <a:graphic xmlns:a="http://schemas.openxmlformats.org/drawingml/2006/main">
-                  <a:graphicData uri="http://schemas.microsoft.com/office/word/2010/wordprocessingShape">
-                    <wps:wsp>
-                      <wps:cNvSpPr/>
-                      <wps:spPr>
-                        <a:xfrm>
-                          <a:off x="0" y="0"/>
-                          <a:ext cx="1565452" cy="170121"/>
-                        </a:xfrm>
-                        <a:prstGeom prst="rightArrowCallout">
-                          <a:avLst/>
-                        </a:prstGeom>
-                      </wps:spPr>
-                      <wps:style>
-                        <a:lnRef idx="2">
-                          <a:schemeClr val="accent6"/>
-                        </a:lnRef>
-                        <a:fillRef idx="1">
-                          <a:schemeClr val="lt1"/>
-                        </a:fillRef>
-                        <a:effectRef idx="0">
-                          <a:schemeClr val="accent6"/>
-                        </a:effectRef>
-                        <a:fontRef idx="minor">
-                          <a:schemeClr val="dk1"/>
-                        </a:fontRef>
-                      </wps:style>
-                      <wps:txbx>
-                        <w:txbxContent>
-                          <w:p>
-                            <w:r>
-                              <w:rPr>
-                                <w:sz w:val="20"/>
-                                <w:szCs w:val="20"/>
-                              </w:rPr>
-                              <w:t>Status Message Area</w:t>
-                            </w:r>
-                            <w:r>
-                              <w:rPr>
-                                <w:noProof/>
-                              </w:rPr>
-                              <w:drawing>
-                                <wp:inline distT="0" distB="0" distL="0" distR="0" wp14:anchorId="013A841F" wp14:editId="3CEB3E94">
-                                  <wp:extent cx="1419860" cy="168275"/>
-                                  <wp:effectExtent l="0" t="0" r="8890" b="3175"/>
-                                  <wp:docPr id="1972103897" name="Picture 1"/>
-                                  <wp:cNvGraphicFramePr>
-                                    <a:graphicFrameLocks xmlns:a="http://schemas.openxmlformats.org/drawingml/2006/main" noChangeAspect="1"/>
-                                  </wp:cNvGraphicFramePr>
-                                  <a:graphic xmlns:a="http://schemas.openxmlformats.org/drawingml/2006/main">
-                                    <a:graphicData uri="http://schemas.openxmlformats.org/drawingml/2006/picture">
-                                      <pic:pic xmlns:pic="http://schemas.openxmlformats.org/drawingml/2006/picture">
-                                        <pic:nvPicPr>
-                                          <pic:cNvPr id="826131077" name=""/>
-                                          <pic:cNvPicPr/>
-                                        </pic:nvPicPr>
-                                        <pic:blipFill>
-                                          <a:blip r:embed="rId4"/>
-                                          <a:stretch>
-                                            <a:fillRect/>
-                                          </a:stretch>
-                                        </pic:blipFill>
-                                        <pic:spPr>
-                                          <a:xfrm>
-                                            <a:off x="0" y="0"/>
-                                            <a:ext cx="1419860" cy="168275"/>
-                                          </a:xfrm>
-                                          <a:prstGeom prst="rect">
-                                            <a:avLst/>
-                                          </a:prstGeom>
-                                        </pic:spPr>
-                                      </pic:pic>
-                                    </a:graphicData>
-                                  </a:graphic>
-                                </wp:inline>
-                              </w:drawing>
-                            </w:r>
-                          </w:p>
-                        </w:txbxContent>
-                      </wps:txbx>
-                      <wps:bodyPr rot="0" spcFirstLastPara="0" vertOverflow="overflow" horzOverflow="overflow" vert="horz" wrap="square" lIns="91440" tIns="0" rIns="91440" bIns="0" numCol="1" spcCol="0" rtlCol="0" fromWordArt="0" anchor="ctr" anchorCtr="0" forceAA="0" compatLnSpc="1">
-                        <a:prstTxWarp prst="textNoShape">
-                          <a:avLst/>
-                        </a:prstTxWarp>
-                        <a:noAutofit/>
-                      </wps:bodyPr>
-                    </wps:wsp>
-                  </a:graphicData>
-                </a:graphic>
-                <wp14:sizeRelH relativeFrom="margin">
-                  <wp14:pctWidth>0</wp14:pctWidth>
-                </wp14:sizeRelH>
-                <wp14:sizeRelV relativeFrom="margin">
-                  <wp14:pctHeight>0</wp14:pctHeight>
-                </wp14:sizeRelV>
-              </wp:anchor>
-            </w:drawing>
-          </mc:Choice>
-          <mc:Fallback>
-            <w:pict>
-              <v:shape w14:anchorId="6A423465" id="_x0000_s1029" type="#_x0000_t78" style="position:absolute;left:0;text-align:left;margin-left:63.55pt;margin-top:381.65pt;width:123.25pt;height:13.4pt;z-index:251675648;visibility:visible;mso-wrap-style:square;mso-width-percent:0;mso-height-percent:0;mso-wrap-distance-left:9pt;mso-wrap-distance-top:0;mso-wrap-distance-right:9pt;mso-wrap-distance-bottom:0;mso-position-horizontal:absolute;mso-position-horizontal-relative:text;mso-position-vertical:absolute;mso-position-vertical-relative:text;mso-width-percent:0;mso-height-percent:0;mso-width-relative:margin;mso-height-relative:margin;v-text-anchor:middle" o:gfxdata="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" adj="14035,,21013" fillcolor="white [3201]" strokecolor="#4ea72e [3209]" strokeweight="1pt">
-                <v:textbox inset=",0,,0">
-                  <w:txbxContent>
-                    <w:p>
-                      <w:r>
-                        <w:rPr>
-                          <w:sz w:val="20"/>
-                          <w:szCs w:val="20"/>
-                        </w:rPr>
-                        <w:t>Status Message Area</w:t>
-                      </w:r>
-                      <w:r>
-                        <w:rPr>
-                          <w:noProof/>
-                        </w:rPr>
-                        <w:drawing>
-                          <wp:inline distT="0" distB="0" distL="0" distR="0" wp14:anchorId="013A841F" wp14:editId="3CEB3E94">
-                            <wp:extent cx="1419860" cy="168275"/>
-                            <wp:effectExtent l="0" t="0" r="8890" b="3175"/>
-                            <wp:docPr id="1972103897" name="Picture 1"/>
-                            <wp:cNvGraphicFramePr>
-                              <a:graphicFrameLocks xmlns:a="http://schemas.openxmlformats.org/drawingml/2006/main" noChangeAspect="1"/>
-                            </wp:cNvGraphicFramePr>
-                            <a:graphic xmlns:a="http://schemas.openxmlformats.org/drawingml/2006/main">
-                              <a:graphicData uri="http://schemas.openxmlformats.org/drawingml/2006/picture">
-                                <pic:pic xmlns:pic="http://schemas.openxmlformats.org/drawingml/2006/picture">
-                                  <pic:nvPicPr>
-                                    <pic:cNvPr id="826131077" name=""/>
-                                    <pic:cNvPicPr/>
-                                  </pic:nvPicPr>
-                                  <pic:blipFill>
-                                    <a:blip r:embed="rId4"/>
-                                    <a:stretch>
-                                      <a:fillRect/>
-                                    </a:stretch>
-                                  </pic:blipFill>
-                                  <pic:spPr>
-                                    <a:xfrm>
-                                      <a:off x="0" y="0"/>
-                                      <a:ext cx="1419860" cy="168275"/>
-                                    </a:xfrm>
-                                    <a:prstGeom prst="rect">
-                                      <a:avLst/>
-                                    </a:prstGeom>
-                                  </pic:spPr>
-                                </pic:pic>
-                              </a:graphicData>
-                            </a:graphic>
-                          </wp:inline>
-                        </w:drawing>
-                      </w:r>
-                    </w:p>
-                  </w:txbxContent>
-                </v:textbox>
-              </v:shape>
-            </w:pict>
-          </mc:Fallback>
-        </mc:AlternateContent>
-      </w:r>
-      <w:r>
-        <w:rPr>
-          <w:noProof/>
-        </w:rPr>
-        <mc:AlternateContent>
-          <mc:Choice Requires="wps">
-            <w:drawing>
-              <wp:anchor distT="0" distB="0" distL="114300" distR="114300" simplePos="0" relativeHeight="251672576" behindDoc="0" locked="0" layoutInCell="1" allowOverlap="1" wp14:anchorId="27159D2E" wp14:editId="20BE7843">
-                <wp:simplePos x="0" y="0"/>
-                <wp:positionH relativeFrom="column">
-                  <wp:posOffset>4531968</wp:posOffset>
-                </wp:positionH>
-                <wp:positionV relativeFrom="paragraph">
-                  <wp:posOffset>4330065</wp:posOffset>
-                </wp:positionV>
-                <wp:extent cx="3691964" cy="191608"/>
-                <wp:effectExtent l="0" t="0" r="41910" b="18415"/>
-                <wp:wrapNone/>
-                <wp:docPr id="1181181792" name="Callout: Right Arrow 3"/>
-                <wp:cNvGraphicFramePr/>
-                <a:graphic xmlns:a="http://schemas.openxmlformats.org/drawingml/2006/main">
-                  <a:graphicData uri="http://schemas.microsoft.com/office/word/2010/wordprocessingShape">
-                    <wps:wsp>
-                      <wps:cNvSpPr/>
-                      <wps:spPr>
-                        <a:xfrm>
-                          <a:off x="0" y="0"/>
-                          <a:ext cx="3691964" cy="191608"/>
-                        </a:xfrm>
-                        <a:prstGeom prst="rightArrowCallout">
-                          <a:avLst/>
-                        </a:prstGeom>
-                      </wps:spPr>
-                      <wps:style>
-                        <a:lnRef idx="2">
-                          <a:schemeClr val="accent6"/>
-                        </a:lnRef>
-                        <a:fillRef idx="1">
-                          <a:schemeClr val="lt1"/>
-                        </a:fillRef>
-                        <a:effectRef idx="0">
-                          <a:schemeClr val="accent6"/>
-                        </a:effectRef>
-                        <a:fontRef idx="minor">
-                          <a:schemeClr val="dk1"/>
-                        </a:fontRef>
-                      </wps:style>
-                      <wps:txbx>
-                        <w:txbxContent>
-                          <w:p>
-                            <w:r>
-                              <w:rPr>
-                                <w:sz w:val="20"/>
-                                <w:szCs w:val="20"/>
-                              </w:rPr>
-                              <w:t>Room Compressor</w:t>
-                            </w:r>
-                            <w:r>
-                              <w:rPr>
-                                <w:sz w:val="20"/>
-                                <w:szCs w:val="20"/>
-                              </w:rPr>
-                              <w:t xml:space="preserve">, </w:t>
-                            </w:r>
-                            <w:r>
-                              <w:rPr>
-                                <w:sz w:val="20"/>
-                                <w:szCs w:val="20"/>
-                              </w:rPr>
-                              <w:t>Equalizer</w:t>
-                            </w:r>
-                            <w:r>
-                              <w:rPr>
-                                <w:sz w:val="20"/>
-                                <w:szCs w:val="20"/>
-                              </w:rPr>
-                              <w:t>, and Volume</w:t>
-                            </w:r>
-                          </w:p>
-                        </w:txbxContent>
-                      </wps:txbx>
-                      <wps:bodyPr rot="0" spcFirstLastPara="0" vertOverflow="overflow" horzOverflow="overflow" vert="horz" wrap="square" lIns="91440" tIns="0" rIns="91440" bIns="0" numCol="1" spcCol="0" rtlCol="0" fromWordArt="0" anchor="ctr" anchorCtr="0" forceAA="0" compatLnSpc="1">
-                        <a:prstTxWarp prst="textNoShape">
-                          <a:avLst/>
-                        </a:prstTxWarp>
-                        <a:noAutofit/>
-                      </wps:bodyPr>
-                    </wps:wsp>
-                  </a:graphicData>
-                </a:graphic>
-                <wp14:sizeRelH relativeFrom="margin">
-                  <wp14:pctWidth>0</wp14:pctWidth>
-                </wp14:sizeRelH>
-                <wp14:sizeRelV relativeFrom="margin">
-                  <wp14:pctHeight>0</wp14:pctHeight>
-                </wp14:sizeRelV>
-              </wp:anchor>
-            </w:drawing>
-          </mc:Choice>
-          <mc:Fallback>
-            <w:pict>
-              <v:shape w14:anchorId="27159D2E" id="_x0000_s1030" type="#_x0000_t78" style="position:absolute;left:0;text-align:left;margin-left:356.85pt;margin-top:340.95pt;width:290.7pt;height:15.1pt;z-index:251672576;visibility:visible;mso-wrap-style:square;mso-width-percent:0;mso-height-percent:0;mso-wrap-distance-left:9pt;mso-wrap-distance-top:0;mso-wrap-distance-right:9pt;mso-wrap-distance-bottom:0;mso-position-horizontal:absolute;mso-position-horizontal-relative:text;mso-position-vertical:absolute;mso-position-vertical-relative:text;mso-width-percent:0;mso-height-percent:0;mso-width-relative:margin;mso-height-relative:margin;v-text-anchor:middle" o:gfxdata="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" adj="14035,,21320" fillcolor="white [3201]" strokecolor="#4ea72e [3209]" strokeweight="1pt">
-                <v:textbox inset=",0,,0">
-                  <w:txbxContent>
-                    <w:p>
-                      <w:r>
-                        <w:rPr>
-                          <w:sz w:val="20"/>
-                          <w:szCs w:val="20"/>
-                        </w:rPr>
-                        <w:t>Room Compressor</w:t>
-                      </w:r>
-                      <w:r>
-                        <w:rPr>
-                          <w:sz w:val="20"/>
-                          <w:szCs w:val="20"/>
-                        </w:rPr>
-                        <w:t xml:space="preserve">, </w:t>
-                      </w:r>
-                      <w:r>
-                        <w:rPr>
-                          <w:sz w:val="20"/>
-                          <w:szCs w:val="20"/>
-                        </w:rPr>
-                        <w:t>Equalizer</w:t>
-                      </w:r>
-                      <w:r>
-                        <w:rPr>
-                          <w:sz w:val="20"/>
-                          <w:szCs w:val="20"/>
-                        </w:rPr>
-                        <w:t>, and Volume</w:t>
-                      </w:r>
-                    </w:p>
-                  </w:txbxContent>
-                </v:textbox>
               </v:shape>
             </w:pict>
           </mc:Fallback>
@@ -1240,10 +1258,10 @@
       </w:r>
       <w:r>
         <w:drawing>
-          <wp:inline distT="0" distB="0" distL="0" distR="0" wp14:anchorId="449950A7" wp14:editId="09FFBECA">
-            <wp:extent cx="9009947" cy="5001370"/>
-            <wp:effectExtent l="0" t="0" r="1270" b="8890"/>
-            <wp:docPr id="549467371" name="Picture 1"/>
+          <wp:inline distT="0" distB="0" distL="0" distR="0" wp14:anchorId="4025907B" wp14:editId="7C24A2C9">
+            <wp:extent cx="9125017" cy="4257706"/>
+            <wp:effectExtent l="0" t="0" r="0" b="9525"/>
+            <wp:docPr id="585240199" name="Picture 1"/>
             <wp:cNvGraphicFramePr>
               <a:graphicFrameLocks xmlns:a="http://schemas.openxmlformats.org/drawingml/2006/main" noChangeAspect="1"/>
             </wp:cNvGraphicFramePr>
@@ -1251,7 +1269,7 @@
               <a:graphicData uri="http://schemas.openxmlformats.org/drawingml/2006/picture">
                 <pic:pic xmlns:pic="http://schemas.openxmlformats.org/drawingml/2006/picture">
                   <pic:nvPicPr>
-                    <pic:cNvPr id="549467371" name=""/>
+                    <pic:cNvPr id="585240199" name=""/>
                     <pic:cNvPicPr/>
                   </pic:nvPicPr>
                   <pic:blipFill>
@@ -1263,7 +1281,7 @@
                   <pic:spPr>
                     <a:xfrm>
                       <a:off x="0" y="0"/>
-                      <a:ext cx="9053420" cy="5025501"/>
+                      <a:ext cx="9125017" cy="4257706"/>
                     </a:xfrm>
                     <a:prstGeom prst="rect">
                       <a:avLst/>
@@ -1307,7 +1325,7 @@
 </file>
 
 <file path=word/styles.xml><?xml version="1.0" encoding="utf-8"?>
-<w:styles xmlns:mc="http://schemas.openxmlformats.org/markup-compatibility/2006" xmlns:r="http://schemas.openxmlformats.org/officeDocument/2006/relationships" xmlns:w="http://schemas.openxmlformats.org/wordprocessingml/2006/main" xmlns:w14="http://schemas.microsoft.com/office/word/2010/wordml" xmlns:w15="http://schemas.microsoft.com/office/word/2012/wordml" xmlns:w16cex="http://schemas.microsoft.com/office/word/2018/wordml/cex" xmlns:w16cid="http://schemas.microsoft.com/office/word/2016/wordml/cid" xmlns:w16="http://schemas.microsoft.com/office/word/2018/wordml" xmlns:w16du="http://schemas.microsoft.com/office/word/2023/wordml/word16du" xmlns:w16sdtdh="http://schemas.microsoft.com/office/word/2020/wordml/sdtdatahash" xmlns:w16se="http://schemas.microsoft.com/office/word/2015/wordml/symex" mc:Ignorable="w14 w15 w16se w16cid w16 w16cex w16sdtdh w16du">
+<w:styles xmlns:mc="http://schemas.openxmlformats.org/markup-compatibility/2006" xmlns:r="http://schemas.openxmlformats.org/officeDocument/2006/relationships" xmlns:w="http://schemas.openxmlformats.org/wordprocessingml/2006/main" xmlns:w14="http://schemas.microsoft.com/office/word/2010/wordml" xmlns:w15="http://schemas.microsoft.com/office/word/2012/wordml" xmlns:w16cex="http://schemas.microsoft.com/office/word/2018/wordml/cex" xmlns:w16cid="http://schemas.microsoft.com/office/word/2016/wordml/cid" xmlns:w16="http://schemas.microsoft.com/office/word/2018/wordml" xmlns:w16du="http://schemas.microsoft.com/office/word/2023/wordml/word16du" xmlns:w16sdtdh="http://schemas.microsoft.com/office/word/2020/wordml/sdtdatahash" xmlns:w16sdtfl="http://schemas.microsoft.com/office/word/2024/wordml/sdtformatlock" xmlns:w16se="http://schemas.microsoft.com/office/word/2015/wordml/symex" mc:Ignorable="w14 w15 w16se w16cid w16 w16cex w16sdtdh w16sdtfl w16du">
   <w:docDefaults>
     <w:rPrDefault>
       <w:rPr>
